--- a/10-设计文档/详细设计说明书(DDD).docx
+++ b/10-设计文档/详细设计说明书(DDD).docx
@@ -97,7 +97,7 @@
           </w:tcPr>
           <w:p>
             <w:r>
-              <w:t>V1.0</w:t>
+              <w:t>V1.1</w:t>
             </w:r>
           </w:p>
         </w:tc>
@@ -121,7 +121,7 @@
           </w:tcPr>
           <w:p>
             <w:r>
-              <w:t>初稿</w:t>
+              <w:t>SRS对齐稿</w:t>
             </w:r>
           </w:p>
         </w:tc>
@@ -145,7 +145,7 @@
           </w:tcPr>
           <w:p>
             <w:r>
-              <w:t>2026-05-24</w:t>
+              <w:t>2026-06-02</w:t>
             </w:r>
           </w:p>
         </w:tc>
@@ -217,7 +217,7 @@
           </w:tcPr>
           <w:p>
             <w:r>
-              <w:t>原始交付文件 详细设计说明书(DDD).docx 对应 V1.0；独立版本文件用于版本审计。</w:t>
+              <w:t>原始交付文件 详细设计说明书(DDD).docx 对应 V1.1；独立版本文件用于版本审计。</w:t>
             </w:r>
           </w:p>
         </w:tc>
@@ -349,6 +349,52 @@
           <w:p>
             <w:r>
               <w:t>建立初始架构、数据、接口和模块边界</w:t>
+            </w:r>
+          </w:p>
+        </w:tc>
+      </w:tr>
+      <w:tr>
+        <w:tc>
+          <w:tcPr>
+            <w:tcW w:type="dxa" w:w="2520"/>
+            <w:vAlign w:val="center"/>
+          </w:tcPr>
+          <w:p>
+            <w:r>
+              <w:t>V1.1</w:t>
+            </w:r>
+          </w:p>
+        </w:tc>
+        <w:tc>
+          <w:tcPr>
+            <w:tcW w:type="dxa" w:w="2520"/>
+            <w:vAlign w:val="center"/>
+          </w:tcPr>
+          <w:p>
+            <w:r>
+              <w:t>2026-06-02</w:t>
+            </w:r>
+          </w:p>
+        </w:tc>
+        <w:tc>
+          <w:tcPr>
+            <w:tcW w:type="dxa" w:w="2520"/>
+            <w:vAlign w:val="center"/>
+          </w:tcPr>
+          <w:p>
+            <w:r>
+              <w:t>SRS对齐稿</w:t>
+            </w:r>
+          </w:p>
+        </w:tc>
+        <w:tc>
+          <w:tcPr>
+            <w:tcW w:type="dxa" w:w="2520"/>
+            <w:vAlign w:val="center"/>
+          </w:tcPr>
+          <w:p>
+            <w:r>
+              <w:t>按SRS补齐角色、场景、非功能需求和外部系统边界</w:t>
             </w:r>
           </w:p>
         </w:tc>
@@ -1341,6 +1387,144 @@
           </w:p>
         </w:tc>
       </w:tr>
+      <w:tr>
+        <w:tc>
+          <w:tcPr>
+            <w:tcW w:type="dxa" w:w="2520"/>
+            <w:vAlign w:val="center"/>
+          </w:tcPr>
+          <w:p>
+            <w:r>
+              <w:t>EduProxyService</w:t>
+            </w:r>
+          </w:p>
+        </w:tc>
+        <w:tc>
+          <w:tcPr>
+            <w:tcW w:type="dxa" w:w="2520"/>
+            <w:vAlign w:val="center"/>
+          </w:tcPr>
+          <w:p>
+            <w:r>
+              <w:t>Java/Spring Boot</w:t>
+            </w:r>
+          </w:p>
+        </w:tc>
+        <w:tc>
+          <w:tcPr>
+            <w:tcW w:type="dxa" w:w="2520"/>
+            <w:vAlign w:val="center"/>
+          </w:tcPr>
+          <w:p>
+            <w:r>
+              <w:t>教务/OA/认证平台代理、缓存、熔断与脱敏</w:t>
+            </w:r>
+          </w:p>
+        </w:tc>
+        <w:tc>
+          <w:tcPr>
+            <w:tcW w:type="dxa" w:w="2520"/>
+            <w:vAlign w:val="center"/>
+          </w:tcPr>
+          <w:p>
+            <w:r>
+              <w:t>external_query_logs、Redis</w:t>
+            </w:r>
+          </w:p>
+        </w:tc>
+      </w:tr>
+      <w:tr>
+        <w:tc>
+          <w:tcPr>
+            <w:tcW w:type="dxa" w:w="2520"/>
+            <w:vAlign w:val="center"/>
+          </w:tcPr>
+          <w:p>
+            <w:r>
+              <w:t>SensitiveWordService</w:t>
+            </w:r>
+          </w:p>
+        </w:tc>
+        <w:tc>
+          <w:tcPr>
+            <w:tcW w:type="dxa" w:w="2520"/>
+            <w:vAlign w:val="center"/>
+          </w:tcPr>
+          <w:p>
+            <w:r>
+              <w:t>Java/Spring Boot</w:t>
+            </w:r>
+          </w:p>
+        </w:tc>
+        <w:tc>
+          <w:tcPr>
+            <w:tcW w:type="dxa" w:w="2520"/>
+            <w:vAlign w:val="center"/>
+          </w:tcPr>
+          <w:p>
+            <w:r>
+              <w:t>敏感词检测、阻断/替换、命中日志</w:t>
+            </w:r>
+          </w:p>
+        </w:tc>
+        <w:tc>
+          <w:tcPr>
+            <w:tcW w:type="dxa" w:w="2520"/>
+            <w:vAlign w:val="center"/>
+          </w:tcPr>
+          <w:p>
+            <w:r>
+              <w:t>sensitive_words、audit_logs</w:t>
+            </w:r>
+          </w:p>
+        </w:tc>
+      </w:tr>
+      <w:tr>
+        <w:tc>
+          <w:tcPr>
+            <w:tcW w:type="dxa" w:w="2520"/>
+            <w:vAlign w:val="center"/>
+          </w:tcPr>
+          <w:p>
+            <w:r>
+              <w:t>UnmatchedQueryService</w:t>
+            </w:r>
+          </w:p>
+        </w:tc>
+        <w:tc>
+          <w:tcPr>
+            <w:tcW w:type="dxa" w:w="2520"/>
+            <w:vAlign w:val="center"/>
+          </w:tcPr>
+          <w:p>
+            <w:r>
+              <w:t>Java/Spring Boot</w:t>
+            </w:r>
+          </w:p>
+        </w:tc>
+        <w:tc>
+          <w:tcPr>
+            <w:tcW w:type="dxa" w:w="2520"/>
+            <w:vAlign w:val="center"/>
+          </w:tcPr>
+          <w:p>
+            <w:r>
+              <w:t>未命中问题聚合、转知识条目、通知管理员</w:t>
+            </w:r>
+          </w:p>
+        </w:tc>
+        <w:tc>
+          <w:tcPr>
+            <w:tcW w:type="dxa" w:w="2520"/>
+            <w:vAlign w:val="center"/>
+          </w:tcPr>
+          <w:p>
+            <w:r>
+              <w:t>unmatched_queries、notifications</w:t>
+            </w:r>
+          </w:p>
+        </w:tc>
+      </w:tr>
     </w:tbl>
     <w:p/>
     <w:p>
@@ -1645,6 +1829,250 @@
           <w:p>
             <w:r>
               <w:t>queryId, originalText, occurrenceCount, status, lastSeenAt</w:t>
+            </w:r>
+          </w:p>
+        </w:tc>
+      </w:tr>
+    </w:tbl>
+    <w:p/>
+    <w:p>
+      <w:pPr>
+        <w:pStyle w:val="Heading1"/>
+      </w:pPr>
+      <w:r>
+        <w:t>5. SRS用例实现</w:t>
+      </w:r>
+    </w:p>
+    <w:tbl>
+      <w:tblPr>
+        <w:tblStyle w:val="TableGrid"/>
+        <w:tblW w:type="auto" w:w="0"/>
+        <w:jc w:val="center"/>
+        <w:tblLook w:firstColumn="1" w:firstRow="1" w:lastColumn="0" w:lastRow="0" w:noHBand="0" w:noVBand="1" w:val="04A0"/>
+      </w:tblPr>
+      <w:tblGrid>
+        <w:gridCol w:w="3360"/>
+        <w:gridCol w:w="3360"/>
+        <w:gridCol w:w="3360"/>
+      </w:tblGrid>
+      <w:tr>
+        <w:tc>
+          <w:tcPr>
+            <w:tcW w:type="dxa" w:w="3360"/>
+            <w:vAlign w:val="center"/>
+            <w:shd w:fill="D9EAF7"/>
+          </w:tcPr>
+          <w:p>
+            <w:r>
+              <w:rPr>
+                <w:b/>
+              </w:rPr>
+              <w:t>用例</w:t>
+            </w:r>
+          </w:p>
+        </w:tc>
+        <w:tc>
+          <w:tcPr>
+            <w:tcW w:type="dxa" w:w="3360"/>
+            <w:vAlign w:val="center"/>
+            <w:shd w:fill="D9EAF7"/>
+          </w:tcPr>
+          <w:p>
+            <w:r>
+              <w:rPr>
+                <w:b/>
+              </w:rPr>
+              <w:t>实现模块</w:t>
+            </w:r>
+          </w:p>
+        </w:tc>
+        <w:tc>
+          <w:tcPr>
+            <w:tcW w:type="dxa" w:w="3360"/>
+            <w:vAlign w:val="center"/>
+            <w:shd w:fill="D9EAF7"/>
+          </w:tcPr>
+          <w:p>
+            <w:r>
+              <w:rPr>
+                <w:b/>
+              </w:rPr>
+              <w:t>关键逻辑</w:t>
+            </w:r>
+          </w:p>
+        </w:tc>
+      </w:tr>
+      <w:tr>
+        <w:tc>
+          <w:tcPr>
+            <w:tcW w:type="dxa" w:w="3360"/>
+            <w:vAlign w:val="center"/>
+          </w:tcPr>
+          <w:p>
+            <w:r>
+              <w:t>登录认证</w:t>
+            </w:r>
+          </w:p>
+        </w:tc>
+        <w:tc>
+          <w:tcPr>
+            <w:tcW w:type="dxa" w:w="3360"/>
+            <w:vAlign w:val="center"/>
+          </w:tcPr>
+          <w:p>
+            <w:r>
+              <w:t>GatewayFilter、AuthService</w:t>
+            </w:r>
+          </w:p>
+        </w:tc>
+        <w:tc>
+          <w:tcPr>
+            <w:tcW w:type="dxa" w:w="3360"/>
+            <w:vAlign w:val="center"/>
+          </w:tcPr>
+          <w:p>
+            <w:r>
+              <w:t>CAS票据验证、JWT签发、角色权限缓存</w:t>
+            </w:r>
+          </w:p>
+        </w:tc>
+      </w:tr>
+      <w:tr>
+        <w:tc>
+          <w:tcPr>
+            <w:tcW w:type="dxa" w:w="3360"/>
+            <w:vAlign w:val="center"/>
+          </w:tcPr>
+          <w:p>
+            <w:r>
+              <w:t>发送问答</w:t>
+            </w:r>
+          </w:p>
+        </w:tc>
+        <w:tc>
+          <w:tcPr>
+            <w:tcW w:type="dxa" w:w="3360"/>
+            <w:vAlign w:val="center"/>
+          </w:tcPr>
+          <w:p>
+            <w:r>
+              <w:t>ConversationService、NluClient、AnswerOrchestrator</w:t>
+            </w:r>
+          </w:p>
+        </w:tc>
+        <w:tc>
+          <w:tcPr>
+            <w:tcW w:type="dxa" w:w="3360"/>
+            <w:vAlign w:val="center"/>
+          </w:tcPr>
+          <w:p>
+            <w:r>
+              <w:t>保存消息、识别意图、检索或代理外部系统、生成回答</w:t>
+            </w:r>
+          </w:p>
+        </w:tc>
+      </w:tr>
+      <w:tr>
+        <w:tc>
+          <w:tcPr>
+            <w:tcW w:type="dxa" w:w="3360"/>
+            <w:vAlign w:val="center"/>
+          </w:tcPr>
+          <w:p>
+            <w:r>
+              <w:t>管理知识库</w:t>
+            </w:r>
+          </w:p>
+        </w:tc>
+        <w:tc>
+          <w:tcPr>
+            <w:tcW w:type="dxa" w:w="3360"/>
+            <w:vAlign w:val="center"/>
+          </w:tcPr>
+          <w:p>
+            <w:r>
+              <w:t>KnowledgeService、VersionService</w:t>
+            </w:r>
+          </w:p>
+        </w:tc>
+        <w:tc>
+          <w:tcPr>
+            <w:tcW w:type="dxa" w:w="3360"/>
+            <w:vAlign w:val="center"/>
+          </w:tcPr>
+          <w:p>
+            <w:r>
+              <w:t>新增/更新/发布/回滚条目，异步同步ES和Milvus</w:t>
+            </w:r>
+          </w:p>
+        </w:tc>
+      </w:tr>
+      <w:tr>
+        <w:tc>
+          <w:tcPr>
+            <w:tcW w:type="dxa" w:w="3360"/>
+            <w:vAlign w:val="center"/>
+          </w:tcPr>
+          <w:p>
+            <w:r>
+              <w:t>处理未命中</w:t>
+            </w:r>
+          </w:p>
+        </w:tc>
+        <w:tc>
+          <w:tcPr>
+            <w:tcW w:type="dxa" w:w="3360"/>
+            <w:vAlign w:val="center"/>
+          </w:tcPr>
+          <w:p>
+            <w:r>
+              <w:t>UnmatchedQueryService</w:t>
+            </w:r>
+          </w:p>
+        </w:tc>
+        <w:tc>
+          <w:tcPr>
+            <w:tcW w:type="dxa" w:w="3360"/>
+            <w:vAlign w:val="center"/>
+          </w:tcPr>
+          <w:p>
+            <w:r>
+              <w:t>按文本hash聚合、转知识条目、通知管理员</w:t>
+            </w:r>
+          </w:p>
+        </w:tc>
+      </w:tr>
+      <w:tr>
+        <w:tc>
+          <w:tcPr>
+            <w:tcW w:type="dxa" w:w="3360"/>
+            <w:vAlign w:val="center"/>
+          </w:tcPr>
+          <w:p>
+            <w:r>
+              <w:t>查看统计</w:t>
+            </w:r>
+          </w:p>
+        </w:tc>
+        <w:tc>
+          <w:tcPr>
+            <w:tcW w:type="dxa" w:w="3360"/>
+            <w:vAlign w:val="center"/>
+          </w:tcPr>
+          <w:p>
+            <w:r>
+              <w:t>AdminStatsService</w:t>
+            </w:r>
+          </w:p>
+        </w:tc>
+        <w:tc>
+          <w:tcPr>
+            <w:tcW w:type="dxa" w:w="3360"/>
+            <w:vAlign w:val="center"/>
+          </w:tcPr>
+          <w:p>
+            <w:r>
+              <w:t>按日/小时聚合问答量、命中率、满意度</w:t>
             </w:r>
           </w:p>
         </w:tc>

--- a/10-设计文档/详细设计说明书(DDD).docx
+++ b/10-设计文档/详细设计说明书(DDD).docx
@@ -97,7 +97,7 @@
           </w:tcPr>
           <w:p>
             <w:r>
-              <w:t>V1.1</w:t>
+              <w:t>V1.2</w:t>
             </w:r>
           </w:p>
         </w:tc>
@@ -121,7 +121,7 @@
           </w:tcPr>
           <w:p>
             <w:r>
-              <w:t>SRS对齐稿</w:t>
+              <w:t>安全与约束完善稿</w:t>
             </w:r>
           </w:p>
         </w:tc>
@@ -145,7 +145,7 @@
           </w:tcPr>
           <w:p>
             <w:r>
-              <w:t>2026-06-02</w:t>
+              <w:t>2026-06-10</w:t>
             </w:r>
           </w:p>
         </w:tc>
@@ -217,7 +217,7 @@
           </w:tcPr>
           <w:p>
             <w:r>
-              <w:t>原始交付文件 详细设计说明书(DDD).docx 对应 V1.1；独立版本文件用于版本审计。</w:t>
+              <w:t>原始交付文件 详细设计说明书(DDD).docx 对应 V1.2；独立版本文件用于版本审计。</w:t>
             </w:r>
           </w:p>
         </w:tc>
@@ -395,6 +395,52 @@
           <w:p>
             <w:r>
               <w:t>按SRS补齐角色、场景、非功能需求和外部系统边界</w:t>
+            </w:r>
+          </w:p>
+        </w:tc>
+      </w:tr>
+      <w:tr>
+        <w:tc>
+          <w:tcPr>
+            <w:tcW w:type="dxa" w:w="2520"/>
+            <w:vAlign w:val="center"/>
+          </w:tcPr>
+          <w:p>
+            <w:r>
+              <w:t>V1.2</w:t>
+            </w:r>
+          </w:p>
+        </w:tc>
+        <w:tc>
+          <w:tcPr>
+            <w:tcW w:type="dxa" w:w="2520"/>
+            <w:vAlign w:val="center"/>
+          </w:tcPr>
+          <w:p>
+            <w:r>
+              <w:t>2026-06-10</w:t>
+            </w:r>
+          </w:p>
+        </w:tc>
+        <w:tc>
+          <w:tcPr>
+            <w:tcW w:type="dxa" w:w="2520"/>
+            <w:vAlign w:val="center"/>
+          </w:tcPr>
+          <w:p>
+            <w:r>
+              <w:t>安全与约束完善稿</w:t>
+            </w:r>
+          </w:p>
+        </w:tc>
+        <w:tc>
+          <w:tcPr>
+            <w:tcW w:type="dxa" w:w="2520"/>
+            <w:vAlign w:val="center"/>
+          </w:tcPr>
+          <w:p>
+            <w:r>
+              <w:t>补充安全、异常、数据约束、限流、审计和降级策略</w:t>
             </w:r>
           </w:p>
         </w:tc>
@@ -1525,6 +1571,52 @@
           </w:p>
         </w:tc>
       </w:tr>
+      <w:tr>
+        <w:tc>
+          <w:tcPr>
+            <w:tcW w:type="dxa" w:w="2520"/>
+            <w:vAlign w:val="center"/>
+          </w:tcPr>
+          <w:p>
+            <w:r>
+              <w:t>AdminStatsService</w:t>
+            </w:r>
+          </w:p>
+        </w:tc>
+        <w:tc>
+          <w:tcPr>
+            <w:tcW w:type="dxa" w:w="2520"/>
+            <w:vAlign w:val="center"/>
+          </w:tcPr>
+          <w:p>
+            <w:r>
+              <w:t>Java/Spring Boot</w:t>
+            </w:r>
+          </w:p>
+        </w:tc>
+        <w:tc>
+          <w:tcPr>
+            <w:tcW w:type="dxa" w:w="2520"/>
+            <w:vAlign w:val="center"/>
+          </w:tcPr>
+          <w:p>
+            <w:r>
+              <w:t>趋势、热门问题、命中率、满意度统计</w:t>
+            </w:r>
+          </w:p>
+        </w:tc>
+        <w:tc>
+          <w:tcPr>
+            <w:tcW w:type="dxa" w:w="2520"/>
+            <w:vAlign w:val="center"/>
+          </w:tcPr>
+          <w:p>
+            <w:r>
+              <w:t>daily_stats、hourly_stats</w:t>
+            </w:r>
+          </w:p>
+        </w:tc>
+      </w:tr>
     </w:tbl>
     <w:p/>
     <w:p>
@@ -2079,6 +2171,573 @@
       </w:tr>
     </w:tbl>
     <w:p/>
+    <w:p>
+      <w:pPr>
+        <w:pStyle w:val="Heading1"/>
+      </w:pPr>
+      <w:r>
+        <w:t>安全、异常与约束</w:t>
+      </w:r>
+    </w:p>
+    <w:p>
+      <w:r>
+        <w:t>所有对外接口必须携带或生成 X-Request-Id，日志、审计、外部调用记录使用同一requestId贯穿。认证采用CAS/OAuth2登录与JWT访问令牌，管理端接口强制RBAC。敏感个人信息只在授权场景展示，成绩、证件号、手机号等字段默认脱敏。</w:t>
+      </w:r>
+    </w:p>
+    <w:tbl>
+      <w:tblPr>
+        <w:tblStyle w:val="TableGrid"/>
+        <w:tblW w:type="auto" w:w="0"/>
+        <w:jc w:val="center"/>
+        <w:tblLook w:firstColumn="1" w:firstRow="1" w:lastColumn="0" w:lastRow="0" w:noHBand="0" w:noVBand="1" w:val="04A0"/>
+      </w:tblPr>
+      <w:tblGrid>
+        <w:gridCol w:w="3360"/>
+        <w:gridCol w:w="3360"/>
+        <w:gridCol w:w="3360"/>
+      </w:tblGrid>
+      <w:tr>
+        <w:tc>
+          <w:tcPr>
+            <w:tcW w:type="dxa" w:w="3360"/>
+            <w:vAlign w:val="center"/>
+            <w:shd w:fill="D9EAF7"/>
+          </w:tcPr>
+          <w:p>
+            <w:r>
+              <w:rPr>
+                <w:b/>
+              </w:rPr>
+              <w:t>错误码</w:t>
+            </w:r>
+          </w:p>
+        </w:tc>
+        <w:tc>
+          <w:tcPr>
+            <w:tcW w:type="dxa" w:w="3360"/>
+            <w:vAlign w:val="center"/>
+            <w:shd w:fill="D9EAF7"/>
+          </w:tcPr>
+          <w:p>
+            <w:r>
+              <w:rPr>
+                <w:b/>
+              </w:rPr>
+              <w:t>含义</w:t>
+            </w:r>
+          </w:p>
+        </w:tc>
+        <w:tc>
+          <w:tcPr>
+            <w:tcW w:type="dxa" w:w="3360"/>
+            <w:vAlign w:val="center"/>
+            <w:shd w:fill="D9EAF7"/>
+          </w:tcPr>
+          <w:p>
+            <w:r>
+              <w:rPr>
+                <w:b/>
+              </w:rPr>
+              <w:t>处理策略</w:t>
+            </w:r>
+          </w:p>
+        </w:tc>
+      </w:tr>
+      <w:tr>
+        <w:tc>
+          <w:tcPr>
+            <w:tcW w:type="dxa" w:w="3360"/>
+            <w:vAlign w:val="center"/>
+          </w:tcPr>
+          <w:p>
+            <w:r>
+              <w:t>40001</w:t>
+            </w:r>
+          </w:p>
+        </w:tc>
+        <w:tc>
+          <w:tcPr>
+            <w:tcW w:type="dxa" w:w="3360"/>
+            <w:vAlign w:val="center"/>
+          </w:tcPr>
+          <w:p>
+            <w:r>
+              <w:t>参数校验失败</w:t>
+            </w:r>
+          </w:p>
+        </w:tc>
+        <w:tc>
+          <w:tcPr>
+            <w:tcW w:type="dxa" w:w="3360"/>
+            <w:vAlign w:val="center"/>
+          </w:tcPr>
+          <w:p>
+            <w:r>
+              <w:t>返回字段级错误errors[]，不进入业务处理</w:t>
+            </w:r>
+          </w:p>
+        </w:tc>
+      </w:tr>
+      <w:tr>
+        <w:tc>
+          <w:tcPr>
+            <w:tcW w:type="dxa" w:w="3360"/>
+            <w:vAlign w:val="center"/>
+          </w:tcPr>
+          <w:p>
+            <w:r>
+              <w:t>40101</w:t>
+            </w:r>
+          </w:p>
+        </w:tc>
+        <w:tc>
+          <w:tcPr>
+            <w:tcW w:type="dxa" w:w="3360"/>
+            <w:vAlign w:val="center"/>
+          </w:tcPr>
+          <w:p>
+            <w:r>
+              <w:t>Token过期</w:t>
+            </w:r>
+          </w:p>
+        </w:tc>
+        <w:tc>
+          <w:tcPr>
+            <w:tcW w:type="dxa" w:w="3360"/>
+            <w:vAlign w:val="center"/>
+          </w:tcPr>
+          <w:p>
+            <w:r>
+              <w:t>客户端尝试刷新，刷新失败则重新登录</w:t>
+            </w:r>
+          </w:p>
+        </w:tc>
+      </w:tr>
+      <w:tr>
+        <w:tc>
+          <w:tcPr>
+            <w:tcW w:type="dxa" w:w="3360"/>
+            <w:vAlign w:val="center"/>
+          </w:tcPr>
+          <w:p>
+            <w:r>
+              <w:t>40301</w:t>
+            </w:r>
+          </w:p>
+        </w:tc>
+        <w:tc>
+          <w:tcPr>
+            <w:tcW w:type="dxa" w:w="3360"/>
+            <w:vAlign w:val="center"/>
+          </w:tcPr>
+          <w:p>
+            <w:r>
+              <w:t>权限不足</w:t>
+            </w:r>
+          </w:p>
+        </w:tc>
+        <w:tc>
+          <w:tcPr>
+            <w:tcW w:type="dxa" w:w="3360"/>
+            <w:vAlign w:val="center"/>
+          </w:tcPr>
+          <w:p>
+            <w:r>
+              <w:t>记录审计日志，返回最小必要错误信息</w:t>
+            </w:r>
+          </w:p>
+        </w:tc>
+      </w:tr>
+      <w:tr>
+        <w:tc>
+          <w:tcPr>
+            <w:tcW w:type="dxa" w:w="3360"/>
+            <w:vAlign w:val="center"/>
+          </w:tcPr>
+          <w:p>
+            <w:r>
+              <w:t>40401</w:t>
+            </w:r>
+          </w:p>
+        </w:tc>
+        <w:tc>
+          <w:tcPr>
+            <w:tcW w:type="dxa" w:w="3360"/>
+            <w:vAlign w:val="center"/>
+          </w:tcPr>
+          <w:p>
+            <w:r>
+              <w:t>资源不存在</w:t>
+            </w:r>
+          </w:p>
+        </w:tc>
+        <w:tc>
+          <w:tcPr>
+            <w:tcW w:type="dxa" w:w="3360"/>
+            <w:vAlign w:val="center"/>
+          </w:tcPr>
+          <w:p>
+            <w:r>
+              <w:t>对不存在或无权访问资源统一返回404</w:t>
+            </w:r>
+          </w:p>
+        </w:tc>
+      </w:tr>
+      <w:tr>
+        <w:tc>
+          <w:tcPr>
+            <w:tcW w:type="dxa" w:w="3360"/>
+            <w:vAlign w:val="center"/>
+          </w:tcPr>
+          <w:p>
+            <w:r>
+              <w:t>40901</w:t>
+            </w:r>
+          </w:p>
+        </w:tc>
+        <w:tc>
+          <w:tcPr>
+            <w:tcW w:type="dxa" w:w="3360"/>
+            <w:vAlign w:val="center"/>
+          </w:tcPr>
+          <w:p>
+            <w:r>
+              <w:t>版本冲突</w:t>
+            </w:r>
+          </w:p>
+        </w:tc>
+        <w:tc>
+          <w:tcPr>
+            <w:tcW w:type="dxa" w:w="3360"/>
+            <w:vAlign w:val="center"/>
+          </w:tcPr>
+          <w:p>
+            <w:r>
+              <w:t>知识条目更新使用version_no乐观锁</w:t>
+            </w:r>
+          </w:p>
+        </w:tc>
+      </w:tr>
+      <w:tr>
+        <w:tc>
+          <w:tcPr>
+            <w:tcW w:type="dxa" w:w="3360"/>
+            <w:vAlign w:val="center"/>
+          </w:tcPr>
+          <w:p>
+            <w:r>
+              <w:t>42901</w:t>
+            </w:r>
+          </w:p>
+        </w:tc>
+        <w:tc>
+          <w:tcPr>
+            <w:tcW w:type="dxa" w:w="3360"/>
+            <w:vAlign w:val="center"/>
+          </w:tcPr>
+          <w:p>
+            <w:r>
+              <w:t>请求过于频繁</w:t>
+            </w:r>
+          </w:p>
+        </w:tc>
+        <w:tc>
+          <w:tcPr>
+            <w:tcW w:type="dxa" w:w="3360"/>
+            <w:vAlign w:val="center"/>
+          </w:tcPr>
+          <w:p>
+            <w:r>
+              <w:t>网关与业务双层限流，返回Retry-After</w:t>
+            </w:r>
+          </w:p>
+        </w:tc>
+      </w:tr>
+      <w:tr>
+        <w:tc>
+          <w:tcPr>
+            <w:tcW w:type="dxa" w:w="3360"/>
+            <w:vAlign w:val="center"/>
+          </w:tcPr>
+          <w:p>
+            <w:r>
+              <w:t>50201</w:t>
+            </w:r>
+          </w:p>
+        </w:tc>
+        <w:tc>
+          <w:tcPr>
+            <w:tcW w:type="dxa" w:w="3360"/>
+            <w:vAlign w:val="center"/>
+          </w:tcPr>
+          <w:p>
+            <w:r>
+              <w:t>外部系统不可用</w:t>
+            </w:r>
+          </w:p>
+        </w:tc>
+        <w:tc>
+          <w:tcPr>
+            <w:tcW w:type="dxa" w:w="3360"/>
+            <w:vAlign w:val="center"/>
+          </w:tcPr>
+          <w:p>
+            <w:r>
+              <w:t>触发熔断/降级，提示稍后重试或返回缓存</w:t>
+            </w:r>
+          </w:p>
+        </w:tc>
+      </w:tr>
+      <w:tr>
+        <w:tc>
+          <w:tcPr>
+            <w:tcW w:type="dxa" w:w="3360"/>
+            <w:vAlign w:val="center"/>
+          </w:tcPr>
+          <w:p>
+            <w:r>
+              <w:t>50000</w:t>
+            </w:r>
+          </w:p>
+        </w:tc>
+        <w:tc>
+          <w:tcPr>
+            <w:tcW w:type="dxa" w:w="3360"/>
+            <w:vAlign w:val="center"/>
+          </w:tcPr>
+          <w:p>
+            <w:r>
+              <w:t>系统内部错误</w:t>
+            </w:r>
+          </w:p>
+        </w:tc>
+        <w:tc>
+          <w:tcPr>
+            <w:tcW w:type="dxa" w:w="3360"/>
+            <w:vAlign w:val="center"/>
+          </w:tcPr>
+          <w:p>
+            <w:r>
+              <w:t>隐藏内部异常细节，关联requestId排障</w:t>
+            </w:r>
+          </w:p>
+        </w:tc>
+      </w:tr>
+    </w:tbl>
+    <w:p/>
+    <w:p>
+      <w:r>
+        <w:t>关键约束包括：统一使用Asia/Shanghai业务时区；所有文本使用UTF-8；接口分页默认pageSize=20且最大100；知识条目更新采用version_no乐观锁；外部系统调用设置3-5秒超时、最多1次重试和熔断降级；涉及个人信息的查询必须写入audit_logs。</w:t>
+      </w:r>
+    </w:p>
+    <w:p>
+      <w:pPr>
+        <w:pStyle w:val="Heading1"/>
+      </w:pPr>
+      <w:r>
+        <w:t>6. 异常与事务设计</w:t>
+      </w:r>
+    </w:p>
+    <w:tbl>
+      <w:tblPr>
+        <w:tblStyle w:val="TableGrid"/>
+        <w:tblW w:type="auto" w:w="0"/>
+        <w:jc w:val="center"/>
+        <w:tblLook w:firstColumn="1" w:firstRow="1" w:lastColumn="0" w:lastRow="0" w:noHBand="0" w:noVBand="1" w:val="04A0"/>
+      </w:tblPr>
+      <w:tblGrid>
+        <w:gridCol w:w="5040"/>
+        <w:gridCol w:w="5040"/>
+      </w:tblGrid>
+      <w:tr>
+        <w:tc>
+          <w:tcPr>
+            <w:tcW w:type="dxa" w:w="5040"/>
+            <w:vAlign w:val="center"/>
+            <w:shd w:fill="D9EAF7"/>
+          </w:tcPr>
+          <w:p>
+            <w:r>
+              <w:rPr>
+                <w:b/>
+              </w:rPr>
+              <w:t>场景</w:t>
+            </w:r>
+          </w:p>
+        </w:tc>
+        <w:tc>
+          <w:tcPr>
+            <w:tcW w:type="dxa" w:w="5040"/>
+            <w:vAlign w:val="center"/>
+            <w:shd w:fill="D9EAF7"/>
+          </w:tcPr>
+          <w:p>
+            <w:r>
+              <w:rPr>
+                <w:b/>
+              </w:rPr>
+              <w:t>处理</w:t>
+            </w:r>
+          </w:p>
+        </w:tc>
+      </w:tr>
+      <w:tr>
+        <w:tc>
+          <w:tcPr>
+            <w:tcW w:type="dxa" w:w="5040"/>
+            <w:vAlign w:val="center"/>
+          </w:tcPr>
+          <w:p>
+            <w:r>
+              <w:t>知识条目更新</w:t>
+            </w:r>
+          </w:p>
+        </w:tc>
+        <w:tc>
+          <w:tcPr>
+            <w:tcW w:type="dxa" w:w="5040"/>
+            <w:vAlign w:val="center"/>
+          </w:tcPr>
+          <w:p>
+            <w:r>
+              <w:t>单事务更新knowledge_entries并写entry_versions；version_no不一致返回40901</w:t>
+            </w:r>
+          </w:p>
+        </w:tc>
+      </w:tr>
+      <w:tr>
+        <w:tc>
+          <w:tcPr>
+            <w:tcW w:type="dxa" w:w="5040"/>
+            <w:vAlign w:val="center"/>
+          </w:tcPr>
+          <w:p>
+            <w:r>
+              <w:t>外部系统超时</w:t>
+            </w:r>
+          </w:p>
+        </w:tc>
+        <w:tc>
+          <w:tcPr>
+            <w:tcW w:type="dxa" w:w="5040"/>
+            <w:vAlign w:val="center"/>
+          </w:tcPr>
+          <w:p>
+            <w:r>
+              <w:t>EduProxyService捕获TimeoutException，记录external_query_logs，按缓存策略降级</w:t>
+            </w:r>
+          </w:p>
+        </w:tc>
+      </w:tr>
+      <w:tr>
+        <w:tc>
+          <w:tcPr>
+            <w:tcW w:type="dxa" w:w="5040"/>
+            <w:vAlign w:val="center"/>
+          </w:tcPr>
+          <w:p>
+            <w:r>
+              <w:t>NLU服务不可用</w:t>
+            </w:r>
+          </w:p>
+        </w:tc>
+        <w:tc>
+          <w:tcPr>
+            <w:tcW w:type="dxa" w:w="5040"/>
+            <w:vAlign w:val="center"/>
+          </w:tcPr>
+          <w:p>
+            <w:r>
+              <w:t>NluClient触发熔断，降级到关键词规则或返回澄清问题</w:t>
+            </w:r>
+          </w:p>
+        </w:tc>
+      </w:tr>
+      <w:tr>
+        <w:tc>
+          <w:tcPr>
+            <w:tcW w:type="dxa" w:w="5040"/>
+            <w:vAlign w:val="center"/>
+          </w:tcPr>
+          <w:p>
+            <w:r>
+              <w:t>敏感词命中</w:t>
+            </w:r>
+          </w:p>
+        </w:tc>
+        <w:tc>
+          <w:tcPr>
+            <w:tcW w:type="dxa" w:w="5040"/>
+            <w:vAlign w:val="center"/>
+          </w:tcPr>
+          <w:p>
+            <w:r>
+              <w:t>SensitiveWordService按策略阻断或替换，写audit_logs</w:t>
+            </w:r>
+          </w:p>
+        </w:tc>
+      </w:tr>
+      <w:tr>
+        <w:tc>
+          <w:tcPr>
+            <w:tcW w:type="dxa" w:w="5040"/>
+            <w:vAlign w:val="center"/>
+          </w:tcPr>
+          <w:p>
+            <w:r>
+              <w:t>权限不足</w:t>
+            </w:r>
+          </w:p>
+        </w:tc>
+        <w:tc>
+          <w:tcPr>
+            <w:tcW w:type="dxa" w:w="5040"/>
+            <w:vAlign w:val="center"/>
+          </w:tcPr>
+          <w:p>
+            <w:r>
+              <w:t>SecurityFilter返回40301，不暴露资源存在性</w:t>
+            </w:r>
+          </w:p>
+        </w:tc>
+      </w:tr>
+    </w:tbl>
+    <w:p/>
+    <w:p>
+      <w:pPr>
+        <w:pStyle w:val="Heading1"/>
+      </w:pPr>
+      <w:r>
+        <w:t>7. 构建与部署设计</w:t>
+      </w:r>
+    </w:p>
+    <w:p>
+      <w:r>
+        <w:rPr>
+          <w:rFonts w:ascii="Consolas" w:hAnsi="Consolas" w:eastAsia="Consolas"/>
+          <w:sz w:val="18"/>
+        </w:rPr>
+        <w:t>services/</w:t>
+        <w:br/>
+        <w:t xml:space="preserve">  gateway-service/        Java 17 Spring Cloud Gateway</w:t>
+        <w:br/>
+        <w:t xml:space="preserve">  auth-service/           Java 17 Spring Boot</w:t>
+        <w:br/>
+        <w:t xml:space="preserve">  conversation-service/   Java 17 Spring Boot</w:t>
+        <w:br/>
+        <w:t xml:space="preserve">  knowledge-service/      Java 17 Spring Boot + ES/Milvus client</w:t>
+        <w:br/>
+        <w:t xml:space="preserve">  admin-service/          Java 17 Spring Boot</w:t>
+        <w:br/>
+        <w:t xml:space="preserve">  nlu-service/            Python 3.10 FastAPI + PyTorch</w:t>
+        <w:br/>
+        <w:t>frontends/</w:t>
+        <w:br/>
+        <w:t xml:space="preserve">  user-app/               uni-app Vue 3 TypeScript</w:t>
+        <w:br/>
+        <w:t xml:space="preserve">  admin-web/              React 18 Ant Design Pro</w:t>
+      </w:r>
+    </w:p>
     <w:sectPr>
       <w:pgSz w:w="12240" w:h="15840"/>
       <w:pgMar w:top="1008" w:right="1080" w:bottom="1008" w:left="1080" w:header="720" w:footer="720" w:gutter="0"/>

--- a/10-设计文档/详细设计说明书(DDD).docx
+++ b/10-设计文档/详细设计说明书(DDD).docx
@@ -97,7 +97,7 @@
           </w:tcPr>
           <w:p>
             <w:r>
-              <w:t>V1.2</w:t>
+              <w:t>V1.3</w:t>
             </w:r>
           </w:p>
         </w:tc>
@@ -121,7 +121,7 @@
           </w:tcPr>
           <w:p>
             <w:r>
-              <w:t>安全与约束完善稿</w:t>
+              <w:t>基线定稿</w:t>
             </w:r>
           </w:p>
         </w:tc>
@@ -145,7 +145,7 @@
           </w:tcPr>
           <w:p>
             <w:r>
-              <w:t>2026-06-10</w:t>
+              <w:t>2026-06-19</w:t>
             </w:r>
           </w:p>
         </w:tc>
@@ -217,7 +217,7 @@
           </w:tcPr>
           <w:p>
             <w:r>
-              <w:t>原始交付文件 详细设计说明书(DDD).docx 对应 V1.2；独立版本文件用于版本审计。</w:t>
+              <w:t>原始交付文件 详细设计说明书(DDD).docx 对应 V1.3；独立版本文件用于版本审计。</w:t>
             </w:r>
           </w:p>
         </w:tc>
@@ -441,6 +441,52 @@
           <w:p>
             <w:r>
               <w:t>补充安全、异常、数据约束、限流、审计和降级策略</w:t>
+            </w:r>
+          </w:p>
+        </w:tc>
+      </w:tr>
+      <w:tr>
+        <w:tc>
+          <w:tcPr>
+            <w:tcW w:type="dxa" w:w="2520"/>
+            <w:vAlign w:val="center"/>
+          </w:tcPr>
+          <w:p>
+            <w:r>
+              <w:t>V1.3</w:t>
+            </w:r>
+          </w:p>
+        </w:tc>
+        <w:tc>
+          <w:tcPr>
+            <w:tcW w:type="dxa" w:w="2520"/>
+            <w:vAlign w:val="center"/>
+          </w:tcPr>
+          <w:p>
+            <w:r>
+              <w:t>2026-06-19</w:t>
+            </w:r>
+          </w:p>
+        </w:tc>
+        <w:tc>
+          <w:tcPr>
+            <w:tcW w:type="dxa" w:w="2520"/>
+            <w:vAlign w:val="center"/>
+          </w:tcPr>
+          <w:p>
+            <w:r>
+              <w:t>基线定稿</w:t>
+            </w:r>
+          </w:p>
+        </w:tc>
+        <w:tc>
+          <w:tcPr>
+            <w:tcW w:type="dxa" w:w="2520"/>
+            <w:vAlign w:val="center"/>
+          </w:tcPr>
+          <w:p>
+            <w:r>
+              <w:t>形成基线交付版本，补齐追踪关系和跨文档一致性</w:t>
             </w:r>
           </w:p>
         </w:tc>
@@ -1617,6 +1663,52 @@
           </w:p>
         </w:tc>
       </w:tr>
+      <w:tr>
+        <w:tc>
+          <w:tcPr>
+            <w:tcW w:type="dxa" w:w="2520"/>
+            <w:vAlign w:val="center"/>
+          </w:tcPr>
+          <w:p>
+            <w:r>
+              <w:t>FrontendApiClient</w:t>
+            </w:r>
+          </w:p>
+        </w:tc>
+        <w:tc>
+          <w:tcPr>
+            <w:tcW w:type="dxa" w:w="2520"/>
+            <w:vAlign w:val="center"/>
+          </w:tcPr>
+          <w:p>
+            <w:r>
+              <w:t>TypeScript</w:t>
+            </w:r>
+          </w:p>
+        </w:tc>
+        <w:tc>
+          <w:tcPr>
+            <w:tcW w:type="dxa" w:w="2520"/>
+            <w:vAlign w:val="center"/>
+          </w:tcPr>
+          <w:p>
+            <w:r>
+              <w:t>统一封装JWT、Trace ID、错误码和分页</w:t>
+            </w:r>
+          </w:p>
+        </w:tc>
+        <w:tc>
+          <w:tcPr>
+            <w:tcW w:type="dxa" w:w="2520"/>
+            <w:vAlign w:val="center"/>
+          </w:tcPr>
+          <w:p>
+            <w:r>
+              <w:t>调用IDD定义的REST/SSE/WebSocket接口</w:t>
+            </w:r>
+          </w:p>
+        </w:tc>
+      </w:tr>
     </w:tbl>
     <w:p/>
     <w:p>
@@ -2738,6 +2830,385 @@
         <w:t xml:space="preserve">  admin-web/              React 18 Ant Design Pro</w:t>
       </w:r>
     </w:p>
+    <w:p>
+      <w:pPr>
+        <w:pStyle w:val="Heading1"/>
+      </w:pPr>
+      <w:r>
+        <w:t>基线追踪关系</w:t>
+      </w:r>
+    </w:p>
+    <w:p>
+      <w:r>
+        <w:t>V1.3将SRS需求、接口、数据库对象和详细设计模块建立闭环。后续变更必须同步评估四类文档的影响。</w:t>
+      </w:r>
+    </w:p>
+    <w:tbl>
+      <w:tblPr>
+        <w:tblStyle w:val="TableGrid"/>
+        <w:tblW w:type="auto" w:w="0"/>
+        <w:jc w:val="center"/>
+        <w:tblLook w:firstColumn="1" w:firstRow="1" w:lastColumn="0" w:lastRow="0" w:noHBand="0" w:noVBand="1" w:val="04A0"/>
+      </w:tblPr>
+      <w:tblGrid>
+        <w:gridCol w:w="2520"/>
+        <w:gridCol w:w="2520"/>
+        <w:gridCol w:w="2520"/>
+        <w:gridCol w:w="2520"/>
+      </w:tblGrid>
+      <w:tr>
+        <w:tc>
+          <w:tcPr>
+            <w:tcW w:type="dxa" w:w="2520"/>
+            <w:vAlign w:val="center"/>
+            <w:shd w:fill="D9EAF7"/>
+          </w:tcPr>
+          <w:p>
+            <w:r>
+              <w:rPr>
+                <w:b/>
+              </w:rPr>
+              <w:t>SRS条目</w:t>
+            </w:r>
+          </w:p>
+        </w:tc>
+        <w:tc>
+          <w:tcPr>
+            <w:tcW w:type="dxa" w:w="2520"/>
+            <w:vAlign w:val="center"/>
+            <w:shd w:fill="D9EAF7"/>
+          </w:tcPr>
+          <w:p>
+            <w:r>
+              <w:rPr>
+                <w:b/>
+              </w:rPr>
+              <w:t>接口(IDD)</w:t>
+            </w:r>
+          </w:p>
+        </w:tc>
+        <w:tc>
+          <w:tcPr>
+            <w:tcW w:type="dxa" w:w="2520"/>
+            <w:vAlign w:val="center"/>
+            <w:shd w:fill="D9EAF7"/>
+          </w:tcPr>
+          <w:p>
+            <w:r>
+              <w:rPr>
+                <w:b/>
+              </w:rPr>
+              <w:t>数据对象(DBDD)</w:t>
+            </w:r>
+          </w:p>
+        </w:tc>
+        <w:tc>
+          <w:tcPr>
+            <w:tcW w:type="dxa" w:w="2520"/>
+            <w:vAlign w:val="center"/>
+            <w:shd w:fill="D9EAF7"/>
+          </w:tcPr>
+          <w:p>
+            <w:r>
+              <w:rPr>
+                <w:b/>
+              </w:rPr>
+              <w:t>实现模块(DDD)</w:t>
+            </w:r>
+          </w:p>
+        </w:tc>
+      </w:tr>
+      <w:tr>
+        <w:tc>
+          <w:tcPr>
+            <w:tcW w:type="dxa" w:w="2520"/>
+            <w:vAlign w:val="center"/>
+          </w:tcPr>
+          <w:p>
+            <w:r>
+              <w:t>SRS-FR-01 登录认证</w:t>
+            </w:r>
+          </w:p>
+        </w:tc>
+        <w:tc>
+          <w:tcPr>
+            <w:tcW w:type="dxa" w:w="2520"/>
+            <w:vAlign w:val="center"/>
+          </w:tcPr>
+          <w:p>
+            <w:r>
+              <w:t>IDD /auth/*</w:t>
+            </w:r>
+          </w:p>
+        </w:tc>
+        <w:tc>
+          <w:tcPr>
+            <w:tcW w:type="dxa" w:w="2520"/>
+            <w:vAlign w:val="center"/>
+          </w:tcPr>
+          <w:p>
+            <w:r>
+              <w:t>DBDD users、students、teachers、parents、parent_authorizations</w:t>
+            </w:r>
+          </w:p>
+        </w:tc>
+        <w:tc>
+          <w:tcPr>
+            <w:tcW w:type="dxa" w:w="2520"/>
+            <w:vAlign w:val="center"/>
+          </w:tcPr>
+          <w:p>
+            <w:r>
+              <w:t>DDD AuthService、UserService</w:t>
+            </w:r>
+          </w:p>
+        </w:tc>
+      </w:tr>
+      <w:tr>
+        <w:tc>
+          <w:tcPr>
+            <w:tcW w:type="dxa" w:w="2520"/>
+            <w:vAlign w:val="center"/>
+          </w:tcPr>
+          <w:p>
+            <w:r>
+              <w:t>SRS-FR-02 校务问答</w:t>
+            </w:r>
+          </w:p>
+        </w:tc>
+        <w:tc>
+          <w:tcPr>
+            <w:tcW w:type="dxa" w:w="2520"/>
+            <w:vAlign w:val="center"/>
+          </w:tcPr>
+          <w:p>
+            <w:r>
+              <w:t>IDD /chat/messages、/chat/messages/stream</w:t>
+            </w:r>
+          </w:p>
+        </w:tc>
+        <w:tc>
+          <w:tcPr>
+            <w:tcW w:type="dxa" w:w="2520"/>
+            <w:vAlign w:val="center"/>
+          </w:tcPr>
+          <w:p>
+            <w:r>
+              <w:t>DBDD conversations、messages、intents</w:t>
+            </w:r>
+          </w:p>
+        </w:tc>
+        <w:tc>
+          <w:tcPr>
+            <w:tcW w:type="dxa" w:w="2520"/>
+            <w:vAlign w:val="center"/>
+          </w:tcPr>
+          <w:p>
+            <w:r>
+              <w:t>DDD ConversationService、NluClient、AnswerOrchestrator</w:t>
+            </w:r>
+          </w:p>
+        </w:tc>
+      </w:tr>
+      <w:tr>
+        <w:tc>
+          <w:tcPr>
+            <w:tcW w:type="dxa" w:w="2520"/>
+            <w:vAlign w:val="center"/>
+          </w:tcPr>
+          <w:p>
+            <w:r>
+              <w:t>SRS-FR-03 课程/考试/成绩查询</w:t>
+            </w:r>
+          </w:p>
+        </w:tc>
+        <w:tc>
+          <w:tcPr>
+            <w:tcW w:type="dxa" w:w="2520"/>
+            <w:vAlign w:val="center"/>
+          </w:tcPr>
+          <w:p>
+            <w:r>
+              <w:t>IDD /edu/courses、/edu/exams、/edu/grades</w:t>
+            </w:r>
+          </w:p>
+        </w:tc>
+        <w:tc>
+          <w:tcPr>
+            <w:tcW w:type="dxa" w:w="2520"/>
+            <w:vAlign w:val="center"/>
+          </w:tcPr>
+          <w:p>
+            <w:r>
+              <w:t>DBDD external_query_logs、audit_logs、Redis缓存键</w:t>
+            </w:r>
+          </w:p>
+        </w:tc>
+        <w:tc>
+          <w:tcPr>
+            <w:tcW w:type="dxa" w:w="2520"/>
+            <w:vAlign w:val="center"/>
+          </w:tcPr>
+          <w:p>
+            <w:r>
+              <w:t>DDD EduProxyService、CachePolicy</w:t>
+            </w:r>
+          </w:p>
+        </w:tc>
+      </w:tr>
+      <w:tr>
+        <w:tc>
+          <w:tcPr>
+            <w:tcW w:type="dxa" w:w="2520"/>
+            <w:vAlign w:val="center"/>
+          </w:tcPr>
+          <w:p>
+            <w:r>
+              <w:t>SRS-FR-04 知识库管理</w:t>
+            </w:r>
+          </w:p>
+        </w:tc>
+        <w:tc>
+          <w:tcPr>
+            <w:tcW w:type="dxa" w:w="2520"/>
+            <w:vAlign w:val="center"/>
+          </w:tcPr>
+          <w:p>
+            <w:r>
+              <w:t>IDD /admin/knowledge-entries/*、/admin/categories/*</w:t>
+            </w:r>
+          </w:p>
+        </w:tc>
+        <w:tc>
+          <w:tcPr>
+            <w:tcW w:type="dxa" w:w="2520"/>
+            <w:vAlign w:val="center"/>
+          </w:tcPr>
+          <w:p>
+            <w:r>
+              <w:t>DBDD categories、knowledge_entries、entry_versions、attachments</w:t>
+            </w:r>
+          </w:p>
+        </w:tc>
+        <w:tc>
+          <w:tcPr>
+            <w:tcW w:type="dxa" w:w="2520"/>
+            <w:vAlign w:val="center"/>
+          </w:tcPr>
+          <w:p>
+            <w:r>
+              <w:t>DDD KnowledgeService、VersionService</w:t>
+            </w:r>
+          </w:p>
+        </w:tc>
+      </w:tr>
+      <w:tr>
+        <w:tc>
+          <w:tcPr>
+            <w:tcW w:type="dxa" w:w="2520"/>
+            <w:vAlign w:val="center"/>
+          </w:tcPr>
+          <w:p>
+            <w:r>
+              <w:t>SRS-FR-05 未命中闭环</w:t>
+            </w:r>
+          </w:p>
+        </w:tc>
+        <w:tc>
+          <w:tcPr>
+            <w:tcW w:type="dxa" w:w="2520"/>
+            <w:vAlign w:val="center"/>
+          </w:tcPr>
+          <w:p>
+            <w:r>
+              <w:t>IDD /admin/unmatched-queries/*</w:t>
+            </w:r>
+          </w:p>
+        </w:tc>
+        <w:tc>
+          <w:tcPr>
+            <w:tcW w:type="dxa" w:w="2520"/>
+            <w:vAlign w:val="center"/>
+          </w:tcPr>
+          <w:p>
+            <w:r>
+              <w:t>DBDD unmatched_queries、notifications</w:t>
+            </w:r>
+          </w:p>
+        </w:tc>
+        <w:tc>
+          <w:tcPr>
+            <w:tcW w:type="dxa" w:w="2520"/>
+            <w:vAlign w:val="center"/>
+          </w:tcPr>
+          <w:p>
+            <w:r>
+              <w:t>DDD UnmatchedQueryService、NotificationService</w:t>
+            </w:r>
+          </w:p>
+        </w:tc>
+      </w:tr>
+      <w:tr>
+        <w:tc>
+          <w:tcPr>
+            <w:tcW w:type="dxa" w:w="2520"/>
+            <w:vAlign w:val="center"/>
+          </w:tcPr>
+          <w:p>
+            <w:r>
+              <w:t>SRS-NFR-01 安全审计</w:t>
+            </w:r>
+          </w:p>
+        </w:tc>
+        <w:tc>
+          <w:tcPr>
+            <w:tcW w:type="dxa" w:w="2520"/>
+            <w:vAlign w:val="center"/>
+          </w:tcPr>
+          <w:p>
+            <w:r>
+              <w:t>IDD 错误码、鉴权、限流与审计头</w:t>
+            </w:r>
+          </w:p>
+        </w:tc>
+        <w:tc>
+          <w:tcPr>
+            <w:tcW w:type="dxa" w:w="2520"/>
+            <w:vAlign w:val="center"/>
+          </w:tcPr>
+          <w:p>
+            <w:r>
+              <w:t>DBDD audit_logs、sensitive_words</w:t>
+            </w:r>
+          </w:p>
+        </w:tc>
+        <w:tc>
+          <w:tcPr>
+            <w:tcW w:type="dxa" w:w="2520"/>
+            <w:vAlign w:val="center"/>
+          </w:tcPr>
+          <w:p>
+            <w:r>
+              <w:t>DDD SecurityFilter、AuditAspect、SensitiveWordService</w:t>
+            </w:r>
+          </w:p>
+        </w:tc>
+      </w:tr>
+    </w:tbl>
+    <w:p/>
+    <w:p>
+      <w:pPr>
+        <w:pStyle w:val="Heading1"/>
+      </w:pPr>
+      <w:r>
+        <w:t>8. 基线实现约束</w:t>
+      </w:r>
+    </w:p>
+    <w:p>
+      <w:r>
+        <w:t>DDD V1.3是编码和单元测试的基线。代码实现需保持模块边界、接口路径、数据表和错误码一致；如实现中新增字段、接口或缓存键，应同时更新IDD、DBDD和DDD，并评估SSDD是否受影响。</w:t>
+      </w:r>
+    </w:p>
     <w:sectPr>
       <w:pgSz w:w="12240" w:h="15840"/>
       <w:pgMar w:top="1008" w:right="1080" w:bottom="1008" w:left="1080" w:header="720" w:footer="720" w:gutter="0"/>

--- a/10-设计文档/详细设计说明书(DDD).docx
+++ b/10-设计文档/详细设计说明书(DDD).docx
@@ -2,6 +2,209 @@
 <file path=word/document.xml><?xml version="1.0" encoding="utf-8"?>
 <w:document xmlns:wpc="http://schemas.microsoft.com/office/word/2010/wordprocessingCanvas" xmlns:mo="http://schemas.microsoft.com/office/mac/office/2008/main" xmlns:mc="http://schemas.openxmlformats.org/markup-compatibility/2006" xmlns:mv="urn:schemas-microsoft-com:mac:vml" xmlns:o="urn:schemas-microsoft-com:office:office" xmlns:r="http://schemas.openxmlformats.org/officeDocument/2006/relationships" xmlns:m="http://schemas.openxmlformats.org/officeDocument/2006/math" xmlns:v="urn:schemas-microsoft-com:vml" xmlns:wp14="http://schemas.microsoft.com/office/word/2010/wordprocessingDrawing" xmlns:wp="http://schemas.openxmlformats.org/drawingml/2006/wordprocessingDrawing" xmlns:w10="urn:schemas-microsoft-com:office:word" xmlns:w="http://schemas.openxmlformats.org/wordprocessingml/2006/main" xmlns:w14="http://schemas.microsoft.com/office/word/2010/wordml" xmlns:wpg="http://schemas.microsoft.com/office/word/2010/wordprocessingGroup" xmlns:wpi="http://schemas.microsoft.com/office/word/2010/wordprocessingInk" xmlns:wne="http://schemas.microsoft.com/office/word/2006/wordml" xmlns:wps="http://schemas.microsoft.com/office/word/2010/wordprocessingShape" mc:Ignorable="w14 wp14">
   <w:body>
+    <w:p>
+      <w:pPr>
+        <w:spacing w:before="0" w:after="360"/>
+        <w:jc w:val="center"/>
+      </w:pPr>
+      <w:r>
+        <w:rPr>
+          <w:rFonts w:ascii="宋体" w:hAnsi="宋体" w:eastAsia="宋体"/>
+          <w:b w:val="0"/>
+          <w:sz w:val="16"/>
+        </w:rPr>
+      </w:r>
+    </w:p>
+    <w:p>
+      <w:pPr>
+        <w:spacing w:before="0" w:after="160"/>
+        <w:jc w:val="center"/>
+      </w:pPr>
+      <w:r>
+        <w:rPr>
+          <w:rFonts w:ascii="宋体" w:hAnsi="宋体" w:eastAsia="宋体"/>
+          <w:b/>
+          <w:sz w:val="48"/>
+        </w:rPr>
+        <w:t>校务问答机器人</w:t>
+      </w:r>
+    </w:p>
+    <w:p>
+      <w:pPr>
+        <w:spacing w:before="0" w:after="360"/>
+        <w:jc w:val="center"/>
+      </w:pPr>
+      <w:r>
+        <w:rPr>
+          <w:rFonts w:ascii="宋体" w:hAnsi="宋体" w:eastAsia="宋体"/>
+          <w:b/>
+          <w:sz w:val="40"/>
+        </w:rPr>
+        <w:t>详细设计说明书(DDD)</w:t>
+      </w:r>
+    </w:p>
+    <w:p>
+      <w:pPr>
+        <w:spacing w:after="480"/>
+        <w:jc w:val="center"/>
+      </w:pPr>
+      <w:r>
+        <w:drawing>
+          <wp:inline xmlns:a="http://schemas.openxmlformats.org/drawingml/2006/main" xmlns:pic="http://schemas.openxmlformats.org/drawingml/2006/picture">
+            <wp:extent cx="1143000" cy="953011"/>
+            <wp:docPr id="2" name="Picture 2"/>
+            <wp:cNvGraphicFramePr>
+              <a:graphicFrameLocks noChangeAspect="1"/>
+            </wp:cNvGraphicFramePr>
+            <a:graphic>
+              <a:graphicData uri="http://schemas.openxmlformats.org/drawingml/2006/picture">
+                <pic:pic>
+                  <pic:nvPicPr>
+                    <pic:cNvPr id="0" name="image.png"/>
+                    <pic:cNvPicPr/>
+                  </pic:nvPicPr>
+                  <pic:blipFill>
+                    <a:blip r:embed="rId9"/>
+                    <a:stretch>
+                      <a:fillRect/>
+                    </a:stretch>
+                  </pic:blipFill>
+                  <pic:spPr>
+                    <a:xfrm>
+                      <a:off x="0" y="0"/>
+                      <a:ext cx="1143000" cy="953011"/>
+                    </a:xfrm>
+                    <a:prstGeom prst="rect"/>
+                  </pic:spPr>
+                </pic:pic>
+              </a:graphicData>
+            </a:graphic>
+          </wp:inline>
+        </w:drawing>
+      </w:r>
+    </w:p>
+    <w:p>
+      <w:pPr>
+        <w:spacing w:before="0" w:after="80"/>
+        <w:jc w:val="center"/>
+      </w:pPr>
+      <w:r>
+        <w:rPr>
+          <w:rFonts w:ascii="宋体" w:hAnsi="宋体" w:eastAsia="宋体"/>
+          <w:b w:val="0"/>
+          <w:sz w:val="24"/>
+        </w:rPr>
+        <w:t>项目名称：智慧校园助手（SRA2026）校务问答机器人</w:t>
+      </w:r>
+    </w:p>
+    <w:p>
+      <w:pPr>
+        <w:spacing w:before="0" w:after="80"/>
+        <w:jc w:val="center"/>
+      </w:pPr>
+      <w:r>
+        <w:rPr>
+          <w:rFonts w:ascii="宋体" w:hAnsi="宋体" w:eastAsia="宋体"/>
+          <w:b w:val="0"/>
+          <w:sz w:val="24"/>
+        </w:rPr>
+        <w:t>文档编号：DDD-SCHOOL-QA-001</w:t>
+      </w:r>
+    </w:p>
+    <w:p>
+      <w:pPr>
+        <w:spacing w:before="0" w:after="80"/>
+        <w:jc w:val="center"/>
+      </w:pPr>
+      <w:r>
+        <w:rPr>
+          <w:rFonts w:ascii="宋体" w:hAnsi="宋体" w:eastAsia="宋体"/>
+          <w:b w:val="0"/>
+          <w:sz w:val="24"/>
+        </w:rPr>
+        <w:t>版本：V1.3</w:t>
+      </w:r>
+    </w:p>
+    <w:p>
+      <w:pPr>
+        <w:spacing w:before="0" w:after="80"/>
+        <w:jc w:val="center"/>
+      </w:pPr>
+      <w:r>
+        <w:rPr>
+          <w:rFonts w:ascii="宋体" w:hAnsi="宋体" w:eastAsia="宋体"/>
+          <w:b w:val="0"/>
+          <w:sz w:val="24"/>
+        </w:rPr>
+        <w:t>状态：基线定稿编制</w:t>
+      </w:r>
+    </w:p>
+    <w:p>
+      <w:pPr>
+        <w:spacing w:before="0" w:after="80"/>
+        <w:jc w:val="center"/>
+      </w:pPr>
+      <w:r>
+        <w:rPr>
+          <w:rFonts w:ascii="宋体" w:hAnsi="宋体" w:eastAsia="宋体"/>
+          <w:b w:val="0"/>
+          <w:sz w:val="24"/>
+        </w:rPr>
+        <w:t>编制日期：2026年6月19日</w:t>
+      </w:r>
+    </w:p>
+    <w:p>
+      <w:pPr>
+        <w:spacing w:before="0" w:after="80"/>
+        <w:jc w:val="center"/>
+      </w:pPr>
+      <w:r>
+        <w:rPr>
+          <w:rFonts w:ascii="宋体" w:hAnsi="宋体" w:eastAsia="宋体"/>
+          <w:b w:val="0"/>
+          <w:sz w:val="24"/>
+        </w:rPr>
+        <w:t>编制团队：SRA2026-G10 项目组</w:t>
+      </w:r>
+    </w:p>
+    <w:p>
+      <w:pPr>
+        <w:spacing w:before="0" w:after="0"/>
+        <w:jc w:val="center"/>
+      </w:pPr>
+      <w:r>
+        <w:rPr>
+          <w:rFonts w:ascii="宋体" w:hAnsi="宋体" w:eastAsia="宋体"/>
+          <w:b w:val="0"/>
+          <w:color w:val="666666"/>
+          <w:sz w:val="21"/>
+        </w:rPr>
+        <w:t>适用范围：软件需求工程课程项目交付文档</w:t>
+      </w:r>
+    </w:p>
+    <w:p>
+      <w:pPr>
+        <w:spacing w:before="480" w:after="0"/>
+        <w:jc w:val="center"/>
+      </w:pPr>
+      <w:r>
+        <w:rPr>
+          <w:rFonts w:ascii="宋体" w:hAnsi="宋体" w:eastAsia="宋体"/>
+          <w:b w:val="0"/>
+          <w:color w:val="666666"/>
+          <w:sz w:val="18"/>
+        </w:rPr>
+        <w:t>依据：SRS、RG、UG、UC、PT、设计、测试、评审与配置管理基线材料</w:t>
+      </w:r>
+    </w:p>
+    <w:p>
+      <w:pPr>
+        <w:spacing w:after="0"/>
+      </w:pPr>
+      <w:r>
+        <w:br w:type="page"/>
+      </w:r>
+    </w:p>
     <w:p>
       <w:pPr>
         <w:pStyle w:val="Title"/>
@@ -11,6 +214,738 @@
         <w:t>详细设计说明书(DDD)</w:t>
       </w:r>
     </w:p>
+    <w:p/>
+    <w:p>
+      <w:pPr>
+        <w:pStyle w:val="Heading1"/>
+      </w:pPr>
+      <w:r>
+        <w:t>版本历史</w:t>
+      </w:r>
+    </w:p>
+    <w:p/>
+    <w:p>
+      <w:pPr>
+        <w:pStyle w:val="Heading1"/>
+      </w:pPr>
+      <w:r>
+        <w:t>1. 引言</w:t>
+      </w:r>
+    </w:p>
+    <w:p>
+      <w:r>
+        <w:t>本文档依据SSDD、DBDD和IDD，对校务问答机器人系统进行模块级详细设计。正式实现口径为Java 17 + Spring Boot 3.x业务服务、Python 3.10 + FastAPI NLU模型服务、MySQL/Redis/Elasticsearch/Milvus/MinIO数据基础设施；不再采用单体FastAPI或SQLite作为生产设计。</w:t>
+      </w:r>
+    </w:p>
+    <w:p>
+      <w:pPr>
+        <w:pStyle w:val="Heading1"/>
+      </w:pPr>
+      <w:r>
+        <w:t>统一技术栈</w:t>
+      </w:r>
+    </w:p>
+    <w:p>
+      <w:r>
+        <w:t>本项目所有设计文档采用同一技术口径：Java业务服务承担认证、用户、对话、知识库、管理和统计等稳定业务能力；Python FastAPI仅作为NLU/Embedding模型服务；数据库以MySQL为结构化主库，Redis、Elasticsearch、Milvus和MinIO分别承担缓存、全文检索、向量检索和对象存储。</w:t>
+      </w:r>
+    </w:p>
+    <w:p/>
+    <w:p>
+      <w:pPr>
+        <w:pStyle w:val="Heading1"/>
+      </w:pPr>
+      <w:r>
+        <w:t>接口、数据库与详细设计关系</w:t>
+      </w:r>
+    </w:p>
+    <w:p>
+      <w:r>
+        <w:t>IDD定义外部和内部接口契约；DBDD定义接口落库与缓存对象；DDD定义实现这些接口的模块、类、流程、事务和异常处理；SSDD约束服务边界和跨模块协作。四类文档以SRS为共同上游，不再出现单体FastAPI或SQLite作为正式生产口径。</w:t>
+      </w:r>
+    </w:p>
+    <w:p/>
+    <w:p>
+      <w:pPr>
+        <w:pStyle w:val="Heading1"/>
+      </w:pPr>
+      <w:r>
+        <w:t>2. 模块详细设计</w:t>
+      </w:r>
+    </w:p>
+    <w:p/>
+    <w:p>
+      <w:pPr>
+        <w:pStyle w:val="Heading1"/>
+      </w:pPr>
+      <w:r>
+        <w:t>3. 核心处理流程</w:t>
+      </w:r>
+    </w:p>
+    <w:p>
+      <w:r>
+        <w:rPr>
+          <w:rFonts w:ascii="Consolas" w:hAnsi="Consolas" w:eastAsia="Consolas"/>
+          <w:sz w:val="18"/>
+        </w:rPr>
+        <w:t>processMessage(userId, content, conversationId):</w:t>
+        <w:br/>
+        <w:t xml:space="preserve">  1. AuthService校验JWT并解析角色</w:t>
+        <w:br/>
+        <w:t xml:space="preserve">  2. ConversationService获取或创建会话，写入用户消息</w:t>
+        <w:br/>
+        <w:t xml:space="preserve">  3. NluClient调用FastAPI /internal/nlu/analyze，获得intent/entities/confidence</w:t>
+        <w:br/>
+        <w:t xml:space="preserve">  4. AnswerOrchestrator按意图路由到KnowledgeService或EduProxyService</w:t>
+        <w:br/>
+        <w:t xml:space="preserve">  5. 结果写入messages/intents/audit_logs，必要时更新统计</w:t>
+        <w:br/>
+        <w:t xml:space="preserve">  6. REST返回完整答案，SSE按thinking/text/done事件分段返回</w:t>
+      </w:r>
+    </w:p>
+    <w:p>
+      <w:pPr>
+        <w:pStyle w:val="Heading1"/>
+      </w:pPr>
+      <w:r>
+        <w:t>4. 数据映射</w:t>
+      </w:r>
+    </w:p>
+    <w:p/>
+    <w:p>
+      <w:pPr>
+        <w:pStyle w:val="Heading1"/>
+      </w:pPr>
+      <w:r>
+        <w:t>5. SRS用例实现</w:t>
+      </w:r>
+    </w:p>
+    <w:p/>
+    <w:p>
+      <w:pPr>
+        <w:pStyle w:val="Heading1"/>
+      </w:pPr>
+      <w:r>
+        <w:t>安全、异常与约束</w:t>
+      </w:r>
+    </w:p>
+    <w:p>
+      <w:r>
+        <w:t>所有对外接口必须携带或生成 X-Request-Id，日志、审计、外部调用记录使用同一requestId贯穿。认证采用CAS/OAuth2登录与JWT访问令牌，管理端接口强制RBAC。敏感个人信息只在授权场景展示，成绩、证件号、手机号等字段默认脱敏。</w:t>
+      </w:r>
+    </w:p>
+    <w:p/>
+    <w:p>
+      <w:r>
+        <w:t>关键约束包括：统一使用Asia/Shanghai业务时区；所有文本使用UTF-8；接口分页默认pageSize=20且最大100；知识条目更新采用version_no乐观锁；外部系统调用设置3-5秒超时、最多1次重试和熔断降级；涉及个人信息的查询必须写入audit_logs。</w:t>
+      </w:r>
+    </w:p>
+    <w:p>
+      <w:pPr>
+        <w:pStyle w:val="Heading1"/>
+      </w:pPr>
+      <w:r>
+        <w:t>6. 异常与事务设计</w:t>
+      </w:r>
+    </w:p>
+    <w:tbl>
+      <w:tblPr>
+        <w:tblStyle w:val="TableGrid"/>
+        <w:tblW w:type="auto" w:w="0"/>
+        <w:jc w:val="center"/>
+        <w:tblLook w:firstColumn="1" w:firstRow="1" w:lastColumn="0" w:lastRow="0" w:noHBand="0" w:noVBand="1" w:val="04A0"/>
+      </w:tblPr>
+      <w:tblGrid>
+        <w:gridCol w:w="5040"/>
+        <w:gridCol w:w="5040"/>
+      </w:tblGrid>
+      <w:tr>
+        <w:tc>
+          <w:tcPr>
+            <w:tcW w:type="dxa" w:w="5040"/>
+            <w:vAlign w:val="center"/>
+            <w:shd w:fill="D9EAF7"/>
+          </w:tcPr>
+          <w:p>
+            <w:r>
+              <w:rPr>
+                <w:b/>
+              </w:rPr>
+              <w:t>场景</w:t>
+            </w:r>
+          </w:p>
+        </w:tc>
+        <w:tc>
+          <w:tcPr>
+            <w:tcW w:type="dxa" w:w="5040"/>
+            <w:vAlign w:val="center"/>
+            <w:shd w:fill="D9EAF7"/>
+          </w:tcPr>
+          <w:p>
+            <w:r>
+              <w:rPr>
+                <w:b/>
+              </w:rPr>
+              <w:t>处理</w:t>
+            </w:r>
+          </w:p>
+        </w:tc>
+      </w:tr>
+      <w:tr>
+        <w:tc>
+          <w:tcPr>
+            <w:tcW w:type="dxa" w:w="5040"/>
+            <w:vAlign w:val="center"/>
+          </w:tcPr>
+          <w:p>
+            <w:r>
+              <w:t>知识条目更新</w:t>
+            </w:r>
+          </w:p>
+        </w:tc>
+        <w:tc>
+          <w:tcPr>
+            <w:tcW w:type="dxa" w:w="5040"/>
+            <w:vAlign w:val="center"/>
+          </w:tcPr>
+          <w:p>
+            <w:r>
+              <w:t>单事务更新knowledge_entries并写entry_versions；version_no不一致返回40901</w:t>
+            </w:r>
+          </w:p>
+        </w:tc>
+      </w:tr>
+      <w:tr>
+        <w:tc>
+          <w:tcPr>
+            <w:tcW w:type="dxa" w:w="5040"/>
+            <w:vAlign w:val="center"/>
+          </w:tcPr>
+          <w:p>
+            <w:r>
+              <w:t>外部系统超时</w:t>
+            </w:r>
+          </w:p>
+        </w:tc>
+        <w:tc>
+          <w:tcPr>
+            <w:tcW w:type="dxa" w:w="5040"/>
+            <w:vAlign w:val="center"/>
+          </w:tcPr>
+          <w:p>
+            <w:r>
+              <w:t>EduProxyService捕获TimeoutException，记录external_query_logs，按缓存策略降级</w:t>
+            </w:r>
+          </w:p>
+        </w:tc>
+      </w:tr>
+      <w:tr>
+        <w:tc>
+          <w:tcPr>
+            <w:tcW w:type="dxa" w:w="5040"/>
+            <w:vAlign w:val="center"/>
+          </w:tcPr>
+          <w:p>
+            <w:r>
+              <w:t>NLU服务不可用</w:t>
+            </w:r>
+          </w:p>
+        </w:tc>
+        <w:tc>
+          <w:tcPr>
+            <w:tcW w:type="dxa" w:w="5040"/>
+            <w:vAlign w:val="center"/>
+          </w:tcPr>
+          <w:p>
+            <w:r>
+              <w:t>NluClient触发熔断，降级到关键词规则或返回澄清问题</w:t>
+            </w:r>
+          </w:p>
+        </w:tc>
+      </w:tr>
+      <w:tr>
+        <w:tc>
+          <w:tcPr>
+            <w:tcW w:type="dxa" w:w="5040"/>
+            <w:vAlign w:val="center"/>
+          </w:tcPr>
+          <w:p>
+            <w:r>
+              <w:t>敏感词命中</w:t>
+            </w:r>
+          </w:p>
+        </w:tc>
+        <w:tc>
+          <w:tcPr>
+            <w:tcW w:type="dxa" w:w="5040"/>
+            <w:vAlign w:val="center"/>
+          </w:tcPr>
+          <w:p>
+            <w:r>
+              <w:t>SensitiveWordService按策略阻断或替换，写audit_logs</w:t>
+            </w:r>
+          </w:p>
+        </w:tc>
+      </w:tr>
+      <w:tr>
+        <w:tc>
+          <w:tcPr>
+            <w:tcW w:type="dxa" w:w="5040"/>
+            <w:vAlign w:val="center"/>
+          </w:tcPr>
+          <w:p>
+            <w:r>
+              <w:t>权限不足</w:t>
+            </w:r>
+          </w:p>
+        </w:tc>
+        <w:tc>
+          <w:tcPr>
+            <w:tcW w:type="dxa" w:w="5040"/>
+            <w:vAlign w:val="center"/>
+          </w:tcPr>
+          <w:p>
+            <w:r>
+              <w:t>SecurityFilter返回40301，不暴露资源存在性</w:t>
+            </w:r>
+          </w:p>
+        </w:tc>
+      </w:tr>
+    </w:tbl>
+    <w:p/>
+    <w:p>
+      <w:pPr>
+        <w:pStyle w:val="Heading1"/>
+      </w:pPr>
+      <w:r>
+        <w:t>7. 构建与部署设计</w:t>
+      </w:r>
+    </w:p>
+    <w:p>
+      <w:r>
+        <w:rPr>
+          <w:rFonts w:ascii="Consolas" w:hAnsi="Consolas" w:eastAsia="Consolas"/>
+          <w:sz w:val="18"/>
+        </w:rPr>
+        <w:t>services/</w:t>
+        <w:br/>
+        <w:t xml:space="preserve">  gateway-service/        Java 17 Spring Cloud Gateway</w:t>
+        <w:br/>
+        <w:t xml:space="preserve">  auth-service/           Java 17 Spring Boot</w:t>
+        <w:br/>
+        <w:t xml:space="preserve">  conversation-service/   Java 17 Spring Boot</w:t>
+        <w:br/>
+        <w:t xml:space="preserve">  knowledge-service/      Java 17 Spring Boot + ES/Milvus client</w:t>
+        <w:br/>
+        <w:t xml:space="preserve">  admin-service/          Java 17 Spring Boot</w:t>
+        <w:br/>
+        <w:t xml:space="preserve">  nlu-service/            Python 3.10 FastAPI + PyTorch</w:t>
+        <w:br/>
+        <w:t>frontends/</w:t>
+        <w:br/>
+        <w:t xml:space="preserve">  user-app/               uni-app Vue 3 TypeScript</w:t>
+        <w:br/>
+        <w:t xml:space="preserve">  admin-web/              React 18 Ant Design Pro</w:t>
+      </w:r>
+    </w:p>
+    <w:p>
+      <w:pPr>
+        <w:pStyle w:val="Heading1"/>
+      </w:pPr>
+      <w:r>
+        <w:t>基线追踪关系</w:t>
+      </w:r>
+    </w:p>
+    <w:p>
+      <w:r>
+        <w:t>V1.3将SRS需求、接口、数据库对象和详细设计模块建立闭环。后续变更必须同步评估四类文档的影响。</w:t>
+      </w:r>
+    </w:p>
+    <w:tbl>
+      <w:tblPr>
+        <w:tblStyle w:val="TableGrid"/>
+        <w:tblW w:type="auto" w:w="0"/>
+        <w:jc w:val="center"/>
+        <w:tblLook w:firstColumn="1" w:firstRow="1" w:lastColumn="0" w:lastRow="0" w:noHBand="0" w:noVBand="1" w:val="04A0"/>
+      </w:tblPr>
+      <w:tblGrid>
+        <w:gridCol w:w="2520"/>
+        <w:gridCol w:w="2520"/>
+        <w:gridCol w:w="2520"/>
+        <w:gridCol w:w="2520"/>
+      </w:tblGrid>
+      <w:tr>
+        <w:tc>
+          <w:tcPr>
+            <w:tcW w:type="dxa" w:w="2520"/>
+            <w:vAlign w:val="center"/>
+            <w:shd w:fill="D9EAF7"/>
+          </w:tcPr>
+          <w:p>
+            <w:r>
+              <w:rPr>
+                <w:b/>
+              </w:rPr>
+              <w:t>SRS条目</w:t>
+            </w:r>
+          </w:p>
+        </w:tc>
+        <w:tc>
+          <w:tcPr>
+            <w:tcW w:type="dxa" w:w="2520"/>
+            <w:vAlign w:val="center"/>
+            <w:shd w:fill="D9EAF7"/>
+          </w:tcPr>
+          <w:p>
+            <w:r>
+              <w:rPr>
+                <w:b/>
+              </w:rPr>
+              <w:t>接口(IDD)</w:t>
+            </w:r>
+          </w:p>
+        </w:tc>
+        <w:tc>
+          <w:tcPr>
+            <w:tcW w:type="dxa" w:w="2520"/>
+            <w:vAlign w:val="center"/>
+            <w:shd w:fill="D9EAF7"/>
+          </w:tcPr>
+          <w:p>
+            <w:r>
+              <w:rPr>
+                <w:b/>
+              </w:rPr>
+              <w:t>数据对象(DBDD)</w:t>
+            </w:r>
+          </w:p>
+        </w:tc>
+        <w:tc>
+          <w:tcPr>
+            <w:tcW w:type="dxa" w:w="2520"/>
+            <w:vAlign w:val="center"/>
+            <w:shd w:fill="D9EAF7"/>
+          </w:tcPr>
+          <w:p>
+            <w:r>
+              <w:rPr>
+                <w:b/>
+              </w:rPr>
+              <w:t>实现模块(DDD)</w:t>
+            </w:r>
+          </w:p>
+        </w:tc>
+      </w:tr>
+      <w:tr>
+        <w:tc>
+          <w:tcPr>
+            <w:tcW w:type="dxa" w:w="2520"/>
+            <w:vAlign w:val="center"/>
+          </w:tcPr>
+          <w:p>
+            <w:r>
+              <w:t>SRS-FR-01 登录认证</w:t>
+            </w:r>
+          </w:p>
+        </w:tc>
+        <w:tc>
+          <w:tcPr>
+            <w:tcW w:type="dxa" w:w="2520"/>
+            <w:vAlign w:val="center"/>
+          </w:tcPr>
+          <w:p>
+            <w:r>
+              <w:t>IDD /auth/*</w:t>
+            </w:r>
+          </w:p>
+        </w:tc>
+        <w:tc>
+          <w:tcPr>
+            <w:tcW w:type="dxa" w:w="2520"/>
+            <w:vAlign w:val="center"/>
+          </w:tcPr>
+          <w:p>
+            <w:r>
+              <w:t>DBDD users、students、teachers、parents、parent_authorizations</w:t>
+            </w:r>
+          </w:p>
+        </w:tc>
+        <w:tc>
+          <w:tcPr>
+            <w:tcW w:type="dxa" w:w="2520"/>
+            <w:vAlign w:val="center"/>
+          </w:tcPr>
+          <w:p>
+            <w:r>
+              <w:t>DDD AuthService、UserService</w:t>
+            </w:r>
+          </w:p>
+        </w:tc>
+      </w:tr>
+      <w:tr>
+        <w:tc>
+          <w:tcPr>
+            <w:tcW w:type="dxa" w:w="2520"/>
+            <w:vAlign w:val="center"/>
+          </w:tcPr>
+          <w:p>
+            <w:r>
+              <w:t>SRS-FR-02 校务问答</w:t>
+            </w:r>
+          </w:p>
+        </w:tc>
+        <w:tc>
+          <w:tcPr>
+            <w:tcW w:type="dxa" w:w="2520"/>
+            <w:vAlign w:val="center"/>
+          </w:tcPr>
+          <w:p>
+            <w:r>
+              <w:t>IDD /chat/messages、/chat/messages/stream</w:t>
+            </w:r>
+          </w:p>
+        </w:tc>
+        <w:tc>
+          <w:tcPr>
+            <w:tcW w:type="dxa" w:w="2520"/>
+            <w:vAlign w:val="center"/>
+          </w:tcPr>
+          <w:p>
+            <w:r>
+              <w:t>DBDD conversations、messages、intents</w:t>
+            </w:r>
+          </w:p>
+        </w:tc>
+        <w:tc>
+          <w:tcPr>
+            <w:tcW w:type="dxa" w:w="2520"/>
+            <w:vAlign w:val="center"/>
+          </w:tcPr>
+          <w:p>
+            <w:r>
+              <w:t>DDD ConversationService、NluClient、AnswerOrchestrator</w:t>
+            </w:r>
+          </w:p>
+        </w:tc>
+      </w:tr>
+      <w:tr>
+        <w:tc>
+          <w:tcPr>
+            <w:tcW w:type="dxa" w:w="2520"/>
+            <w:vAlign w:val="center"/>
+          </w:tcPr>
+          <w:p>
+            <w:r>
+              <w:t>SRS-FR-03 课程/考试/成绩查询</w:t>
+            </w:r>
+          </w:p>
+        </w:tc>
+        <w:tc>
+          <w:tcPr>
+            <w:tcW w:type="dxa" w:w="2520"/>
+            <w:vAlign w:val="center"/>
+          </w:tcPr>
+          <w:p>
+            <w:r>
+              <w:t>IDD /edu/courses、/edu/exams、/edu/grades</w:t>
+            </w:r>
+          </w:p>
+        </w:tc>
+        <w:tc>
+          <w:tcPr>
+            <w:tcW w:type="dxa" w:w="2520"/>
+            <w:vAlign w:val="center"/>
+          </w:tcPr>
+          <w:p>
+            <w:r>
+              <w:t>DBDD external_query_logs、audit_logs、Redis缓存键</w:t>
+            </w:r>
+          </w:p>
+        </w:tc>
+        <w:tc>
+          <w:tcPr>
+            <w:tcW w:type="dxa" w:w="2520"/>
+            <w:vAlign w:val="center"/>
+          </w:tcPr>
+          <w:p>
+            <w:r>
+              <w:t>DDD EduProxyService、CachePolicy</w:t>
+            </w:r>
+          </w:p>
+        </w:tc>
+      </w:tr>
+      <w:tr>
+        <w:tc>
+          <w:tcPr>
+            <w:tcW w:type="dxa" w:w="2520"/>
+            <w:vAlign w:val="center"/>
+          </w:tcPr>
+          <w:p>
+            <w:r>
+              <w:t>SRS-FR-04 知识库管理</w:t>
+            </w:r>
+          </w:p>
+        </w:tc>
+        <w:tc>
+          <w:tcPr>
+            <w:tcW w:type="dxa" w:w="2520"/>
+            <w:vAlign w:val="center"/>
+          </w:tcPr>
+          <w:p>
+            <w:r>
+              <w:t>IDD /admin/knowledge-entries/*、/admin/categories/*</w:t>
+            </w:r>
+          </w:p>
+        </w:tc>
+        <w:tc>
+          <w:tcPr>
+            <w:tcW w:type="dxa" w:w="2520"/>
+            <w:vAlign w:val="center"/>
+          </w:tcPr>
+          <w:p>
+            <w:r>
+              <w:t>DBDD categories、knowledge_entries、entry_versions、attachments</w:t>
+            </w:r>
+          </w:p>
+        </w:tc>
+        <w:tc>
+          <w:tcPr>
+            <w:tcW w:type="dxa" w:w="2520"/>
+            <w:vAlign w:val="center"/>
+          </w:tcPr>
+          <w:p>
+            <w:r>
+              <w:t>DDD KnowledgeService、VersionService</w:t>
+            </w:r>
+          </w:p>
+        </w:tc>
+      </w:tr>
+      <w:tr>
+        <w:tc>
+          <w:tcPr>
+            <w:tcW w:type="dxa" w:w="2520"/>
+            <w:vAlign w:val="center"/>
+          </w:tcPr>
+          <w:p>
+            <w:r>
+              <w:t>SRS-FR-05 未命中闭环</w:t>
+            </w:r>
+          </w:p>
+        </w:tc>
+        <w:tc>
+          <w:tcPr>
+            <w:tcW w:type="dxa" w:w="2520"/>
+            <w:vAlign w:val="center"/>
+          </w:tcPr>
+          <w:p>
+            <w:r>
+              <w:t>IDD /admin/unmatched-queries/*</w:t>
+            </w:r>
+          </w:p>
+        </w:tc>
+        <w:tc>
+          <w:tcPr>
+            <w:tcW w:type="dxa" w:w="2520"/>
+            <w:vAlign w:val="center"/>
+          </w:tcPr>
+          <w:p>
+            <w:r>
+              <w:t>DBDD unmatched_queries、notifications</w:t>
+            </w:r>
+          </w:p>
+        </w:tc>
+        <w:tc>
+          <w:tcPr>
+            <w:tcW w:type="dxa" w:w="2520"/>
+            <w:vAlign w:val="center"/>
+          </w:tcPr>
+          <w:p>
+            <w:r>
+              <w:t>DDD UnmatchedQueryService、NotificationService</w:t>
+            </w:r>
+          </w:p>
+        </w:tc>
+      </w:tr>
+      <w:tr>
+        <w:tc>
+          <w:tcPr>
+            <w:tcW w:type="dxa" w:w="2520"/>
+            <w:vAlign w:val="center"/>
+          </w:tcPr>
+          <w:p>
+            <w:r>
+              <w:t>SRS-NFR-01 安全审计</w:t>
+            </w:r>
+          </w:p>
+        </w:tc>
+        <w:tc>
+          <w:tcPr>
+            <w:tcW w:type="dxa" w:w="2520"/>
+            <w:vAlign w:val="center"/>
+          </w:tcPr>
+          <w:p>
+            <w:r>
+              <w:t>IDD 错误码、鉴权、限流与审计头</w:t>
+            </w:r>
+          </w:p>
+        </w:tc>
+        <w:tc>
+          <w:tcPr>
+            <w:tcW w:type="dxa" w:w="2520"/>
+            <w:vAlign w:val="center"/>
+          </w:tcPr>
+          <w:p>
+            <w:r>
+              <w:t>DBDD audit_logs、sensitive_words</w:t>
+            </w:r>
+          </w:p>
+        </w:tc>
+        <w:tc>
+          <w:tcPr>
+            <w:tcW w:type="dxa" w:w="2520"/>
+            <w:vAlign w:val="center"/>
+          </w:tcPr>
+          <w:p>
+            <w:r>
+              <w:t>DDD SecurityFilter、AuditAspect、SensitiveWordService</w:t>
+            </w:r>
+          </w:p>
+        </w:tc>
+      </w:tr>
+    </w:tbl>
+    <w:p/>
+    <w:p>
+      <w:pPr>
+        <w:pStyle w:val="Heading1"/>
+      </w:pPr>
+      <w:r>
+        <w:t>8. 基线实现约束</w:t>
+      </w:r>
+    </w:p>
+    <w:p>
+      <w:r>
+        <w:t>DDD V1.3是编码和单元测试的基线。代码实现需保持模块边界、接口路径、数据表和错误码一致；如实现中新增字段、接口或缓存键，应同时更新IDD、DBDD和DDD，并评估SSDD是否受影响。</w:t>
+      </w:r>
+    </w:p>
+    <w:p>
+      <w:pPr>
+        <w:spacing w:before="0" w:after="360"/>
+        <w:jc w:val="center"/>
+      </w:pPr>
+      <w:r>
+        <w:rPr>
+          <w:rFonts w:ascii="宋体" w:hAnsi="宋体" w:eastAsia="宋体"/>
+          <w:b w:val="0"/>
+          <w:sz w:val="16"/>
+        </w:rPr>
+      </w:r>
+    </w:p>
+    <w:sectPr>
+      <w:pgSz w:w="12240" w:h="15840"/>
+      <w:pgMar w:top="1008" w:right="1080" w:bottom="1008" w:left="1080" w:header="720" w:footer="720" w:gutter="0"/>
+      <w:cols w:space="720"/>
+      <w:docGrid w:linePitch="360"/>
+    </w:sectPr>
     <w:tbl>
       <w:tblPr>
         <w:tblStyle w:val="TableGrid"/>
@@ -223,15 +1158,6 @@
         </w:tc>
       </w:tr>
     </w:tbl>
-    <w:p/>
-    <w:p>
-      <w:pPr>
-        <w:pStyle w:val="Heading1"/>
-      </w:pPr>
-      <w:r>
-        <w:t>版本历史</w:t>
-      </w:r>
-    </w:p>
     <w:tbl>
       <w:tblPr>
         <w:tblStyle w:val="TableGrid"/>
@@ -492,33 +1418,6 @@
         </w:tc>
       </w:tr>
     </w:tbl>
-    <w:p/>
-    <w:p>
-      <w:pPr>
-        <w:pStyle w:val="Heading1"/>
-      </w:pPr>
-      <w:r>
-        <w:t>1. 引言</w:t>
-      </w:r>
-    </w:p>
-    <w:p>
-      <w:r>
-        <w:t>本文档依据SSDD、DBDD和IDD，对校务问答机器人系统进行模块级详细设计。正式实现口径为Java 17 + Spring Boot 3.x业务服务、Python 3.10 + FastAPI NLU模型服务、MySQL/Redis/Elasticsearch/Milvus/MinIO数据基础设施；不再采用单体FastAPI或SQLite作为生产设计。</w:t>
-      </w:r>
-    </w:p>
-    <w:p>
-      <w:pPr>
-        <w:pStyle w:val="Heading1"/>
-      </w:pPr>
-      <w:r>
-        <w:t>统一技术栈</w:t>
-      </w:r>
-    </w:p>
-    <w:p>
-      <w:r>
-        <w:t>本项目所有设计文档采用同一技术口径：Java业务服务承担认证、用户、对话、知识库、管理和统计等稳定业务能力；Python FastAPI仅作为NLU/Embedding模型服务；数据库以MySQL为结构化主库，Redis、Elasticsearch、Milvus和MinIO分别承担缓存、全文检索、向量检索和对象存储。</w:t>
-      </w:r>
-    </w:p>
     <w:tbl>
       <w:tblPr>
         <w:tblStyle w:val="TableGrid"/>
@@ -824,20 +1723,6 @@
         </w:tc>
       </w:tr>
     </w:tbl>
-    <w:p/>
-    <w:p>
-      <w:pPr>
-        <w:pStyle w:val="Heading1"/>
-      </w:pPr>
-      <w:r>
-        <w:t>接口、数据库与详细设计关系</w:t>
-      </w:r>
-    </w:p>
-    <w:p>
-      <w:r>
-        <w:t>IDD定义外部和内部接口契约；DBDD定义接口落库与缓存对象；DDD定义实现这些接口的模块、类、流程、事务和异常处理；SSDD约束服务边界和跨模块协作。四类文档以SRS为共同上游，不再出现单体FastAPI或SQLite作为正式生产口径。</w:t>
-      </w:r>
-    </w:p>
     <w:tbl>
       <w:tblPr>
         <w:tblStyle w:val="TableGrid"/>
@@ -1073,15 +1958,6 @@
         </w:tc>
       </w:tr>
     </w:tbl>
-    <w:p/>
-    <w:p>
-      <w:pPr>
-        <w:pStyle w:val="Heading1"/>
-      </w:pPr>
-      <w:r>
-        <w:t>2. 模块详细设计</w:t>
-      </w:r>
-    </w:p>
     <w:tbl>
       <w:tblPr>
         <w:tblStyle w:val="TableGrid"/>
@@ -1710,44 +2586,6 @@
         </w:tc>
       </w:tr>
     </w:tbl>
-    <w:p/>
-    <w:p>
-      <w:pPr>
-        <w:pStyle w:val="Heading1"/>
-      </w:pPr>
-      <w:r>
-        <w:t>3. 核心处理流程</w:t>
-      </w:r>
-    </w:p>
-    <w:p>
-      <w:r>
-        <w:rPr>
-          <w:rFonts w:ascii="Consolas" w:hAnsi="Consolas" w:eastAsia="Consolas"/>
-          <w:sz w:val="18"/>
-        </w:rPr>
-        <w:t>processMessage(userId, content, conversationId):</w:t>
-        <w:br/>
-        <w:t xml:space="preserve">  1. AuthService校验JWT并解析角色</w:t>
-        <w:br/>
-        <w:t xml:space="preserve">  2. ConversationService获取或创建会话，写入用户消息</w:t>
-        <w:br/>
-        <w:t xml:space="preserve">  3. NluClient调用FastAPI /internal/nlu/analyze，获得intent/entities/confidence</w:t>
-        <w:br/>
-        <w:t xml:space="preserve">  4. AnswerOrchestrator按意图路由到KnowledgeService或EduProxyService</w:t>
-        <w:br/>
-        <w:t xml:space="preserve">  5. 结果写入messages/intents/audit_logs，必要时更新统计</w:t>
-        <w:br/>
-        <w:t xml:space="preserve">  6. REST返回完整答案，SSE按thinking/text/done事件分段返回</w:t>
-      </w:r>
-    </w:p>
-    <w:p>
-      <w:pPr>
-        <w:pStyle w:val="Heading1"/>
-      </w:pPr>
-      <w:r>
-        <w:t>4. 数据映射</w:t>
-      </w:r>
-    </w:p>
     <w:tbl>
       <w:tblPr>
         <w:tblStyle w:val="TableGrid"/>
@@ -2018,15 +2856,6 @@
         </w:tc>
       </w:tr>
     </w:tbl>
-    <w:p/>
-    <w:p>
-      <w:pPr>
-        <w:pStyle w:val="Heading1"/>
-      </w:pPr>
-      <w:r>
-        <w:t>5. SRS用例实现</w:t>
-      </w:r>
-    </w:p>
     <w:tbl>
       <w:tblPr>
         <w:tblStyle w:val="TableGrid"/>
@@ -2262,20 +3091,6 @@
         </w:tc>
       </w:tr>
     </w:tbl>
-    <w:p/>
-    <w:p>
-      <w:pPr>
-        <w:pStyle w:val="Heading1"/>
-      </w:pPr>
-      <w:r>
-        <w:t>安全、异常与约束</w:t>
-      </w:r>
-    </w:p>
-    <w:p>
-      <w:r>
-        <w:t>所有对外接口必须携带或生成 X-Request-Id，日志、审计、外部调用记录使用同一requestId贯穿。认证采用CAS/OAuth2登录与JWT访问令牌，管理端接口强制RBAC。敏感个人信息只在授权场景展示，成绩、证件号、手机号等字段默认脱敏。</w:t>
-      </w:r>
-    </w:p>
     <w:tbl>
       <w:tblPr>
         <w:tblStyle w:val="TableGrid"/>
@@ -2616,605 +3431,6 @@
         </w:tc>
       </w:tr>
     </w:tbl>
-    <w:p/>
-    <w:p>
-      <w:r>
-        <w:t>关键约束包括：统一使用Asia/Shanghai业务时区；所有文本使用UTF-8；接口分页默认pageSize=20且最大100；知识条目更新采用version_no乐观锁；外部系统调用设置3-5秒超时、最多1次重试和熔断降级；涉及个人信息的查询必须写入audit_logs。</w:t>
-      </w:r>
-    </w:p>
-    <w:p>
-      <w:pPr>
-        <w:pStyle w:val="Heading1"/>
-      </w:pPr>
-      <w:r>
-        <w:t>6. 异常与事务设计</w:t>
-      </w:r>
-    </w:p>
-    <w:tbl>
-      <w:tblPr>
-        <w:tblStyle w:val="TableGrid"/>
-        <w:tblW w:type="auto" w:w="0"/>
-        <w:jc w:val="center"/>
-        <w:tblLook w:firstColumn="1" w:firstRow="1" w:lastColumn="0" w:lastRow="0" w:noHBand="0" w:noVBand="1" w:val="04A0"/>
-      </w:tblPr>
-      <w:tblGrid>
-        <w:gridCol w:w="5040"/>
-        <w:gridCol w:w="5040"/>
-      </w:tblGrid>
-      <w:tr>
-        <w:tc>
-          <w:tcPr>
-            <w:tcW w:type="dxa" w:w="5040"/>
-            <w:vAlign w:val="center"/>
-            <w:shd w:fill="D9EAF7"/>
-          </w:tcPr>
-          <w:p>
-            <w:r>
-              <w:rPr>
-                <w:b/>
-              </w:rPr>
-              <w:t>场景</w:t>
-            </w:r>
-          </w:p>
-        </w:tc>
-        <w:tc>
-          <w:tcPr>
-            <w:tcW w:type="dxa" w:w="5040"/>
-            <w:vAlign w:val="center"/>
-            <w:shd w:fill="D9EAF7"/>
-          </w:tcPr>
-          <w:p>
-            <w:r>
-              <w:rPr>
-                <w:b/>
-              </w:rPr>
-              <w:t>处理</w:t>
-            </w:r>
-          </w:p>
-        </w:tc>
-      </w:tr>
-      <w:tr>
-        <w:tc>
-          <w:tcPr>
-            <w:tcW w:type="dxa" w:w="5040"/>
-            <w:vAlign w:val="center"/>
-          </w:tcPr>
-          <w:p>
-            <w:r>
-              <w:t>知识条目更新</w:t>
-            </w:r>
-          </w:p>
-        </w:tc>
-        <w:tc>
-          <w:tcPr>
-            <w:tcW w:type="dxa" w:w="5040"/>
-            <w:vAlign w:val="center"/>
-          </w:tcPr>
-          <w:p>
-            <w:r>
-              <w:t>单事务更新knowledge_entries并写entry_versions；version_no不一致返回40901</w:t>
-            </w:r>
-          </w:p>
-        </w:tc>
-      </w:tr>
-      <w:tr>
-        <w:tc>
-          <w:tcPr>
-            <w:tcW w:type="dxa" w:w="5040"/>
-            <w:vAlign w:val="center"/>
-          </w:tcPr>
-          <w:p>
-            <w:r>
-              <w:t>外部系统超时</w:t>
-            </w:r>
-          </w:p>
-        </w:tc>
-        <w:tc>
-          <w:tcPr>
-            <w:tcW w:type="dxa" w:w="5040"/>
-            <w:vAlign w:val="center"/>
-          </w:tcPr>
-          <w:p>
-            <w:r>
-              <w:t>EduProxyService捕获TimeoutException，记录external_query_logs，按缓存策略降级</w:t>
-            </w:r>
-          </w:p>
-        </w:tc>
-      </w:tr>
-      <w:tr>
-        <w:tc>
-          <w:tcPr>
-            <w:tcW w:type="dxa" w:w="5040"/>
-            <w:vAlign w:val="center"/>
-          </w:tcPr>
-          <w:p>
-            <w:r>
-              <w:t>NLU服务不可用</w:t>
-            </w:r>
-          </w:p>
-        </w:tc>
-        <w:tc>
-          <w:tcPr>
-            <w:tcW w:type="dxa" w:w="5040"/>
-            <w:vAlign w:val="center"/>
-          </w:tcPr>
-          <w:p>
-            <w:r>
-              <w:t>NluClient触发熔断，降级到关键词规则或返回澄清问题</w:t>
-            </w:r>
-          </w:p>
-        </w:tc>
-      </w:tr>
-      <w:tr>
-        <w:tc>
-          <w:tcPr>
-            <w:tcW w:type="dxa" w:w="5040"/>
-            <w:vAlign w:val="center"/>
-          </w:tcPr>
-          <w:p>
-            <w:r>
-              <w:t>敏感词命中</w:t>
-            </w:r>
-          </w:p>
-        </w:tc>
-        <w:tc>
-          <w:tcPr>
-            <w:tcW w:type="dxa" w:w="5040"/>
-            <w:vAlign w:val="center"/>
-          </w:tcPr>
-          <w:p>
-            <w:r>
-              <w:t>SensitiveWordService按策略阻断或替换，写audit_logs</w:t>
-            </w:r>
-          </w:p>
-        </w:tc>
-      </w:tr>
-      <w:tr>
-        <w:tc>
-          <w:tcPr>
-            <w:tcW w:type="dxa" w:w="5040"/>
-            <w:vAlign w:val="center"/>
-          </w:tcPr>
-          <w:p>
-            <w:r>
-              <w:t>权限不足</w:t>
-            </w:r>
-          </w:p>
-        </w:tc>
-        <w:tc>
-          <w:tcPr>
-            <w:tcW w:type="dxa" w:w="5040"/>
-            <w:vAlign w:val="center"/>
-          </w:tcPr>
-          <w:p>
-            <w:r>
-              <w:t>SecurityFilter返回40301，不暴露资源存在性</w:t>
-            </w:r>
-          </w:p>
-        </w:tc>
-      </w:tr>
-    </w:tbl>
-    <w:p/>
-    <w:p>
-      <w:pPr>
-        <w:pStyle w:val="Heading1"/>
-      </w:pPr>
-      <w:r>
-        <w:t>7. 构建与部署设计</w:t>
-      </w:r>
-    </w:p>
-    <w:p>
-      <w:r>
-        <w:rPr>
-          <w:rFonts w:ascii="Consolas" w:hAnsi="Consolas" w:eastAsia="Consolas"/>
-          <w:sz w:val="18"/>
-        </w:rPr>
-        <w:t>services/</w:t>
-        <w:br/>
-        <w:t xml:space="preserve">  gateway-service/        Java 17 Spring Cloud Gateway</w:t>
-        <w:br/>
-        <w:t xml:space="preserve">  auth-service/           Java 17 Spring Boot</w:t>
-        <w:br/>
-        <w:t xml:space="preserve">  conversation-service/   Java 17 Spring Boot</w:t>
-        <w:br/>
-        <w:t xml:space="preserve">  knowledge-service/      Java 17 Spring Boot + ES/Milvus client</w:t>
-        <w:br/>
-        <w:t xml:space="preserve">  admin-service/          Java 17 Spring Boot</w:t>
-        <w:br/>
-        <w:t xml:space="preserve">  nlu-service/            Python 3.10 FastAPI + PyTorch</w:t>
-        <w:br/>
-        <w:t>frontends/</w:t>
-        <w:br/>
-        <w:t xml:space="preserve">  user-app/               uni-app Vue 3 TypeScript</w:t>
-        <w:br/>
-        <w:t xml:space="preserve">  admin-web/              React 18 Ant Design Pro</w:t>
-      </w:r>
-    </w:p>
-    <w:p>
-      <w:pPr>
-        <w:pStyle w:val="Heading1"/>
-      </w:pPr>
-      <w:r>
-        <w:t>基线追踪关系</w:t>
-      </w:r>
-    </w:p>
-    <w:p>
-      <w:r>
-        <w:t>V1.3将SRS需求、接口、数据库对象和详细设计模块建立闭环。后续变更必须同步评估四类文档的影响。</w:t>
-      </w:r>
-    </w:p>
-    <w:tbl>
-      <w:tblPr>
-        <w:tblStyle w:val="TableGrid"/>
-        <w:tblW w:type="auto" w:w="0"/>
-        <w:jc w:val="center"/>
-        <w:tblLook w:firstColumn="1" w:firstRow="1" w:lastColumn="0" w:lastRow="0" w:noHBand="0" w:noVBand="1" w:val="04A0"/>
-      </w:tblPr>
-      <w:tblGrid>
-        <w:gridCol w:w="2520"/>
-        <w:gridCol w:w="2520"/>
-        <w:gridCol w:w="2520"/>
-        <w:gridCol w:w="2520"/>
-      </w:tblGrid>
-      <w:tr>
-        <w:tc>
-          <w:tcPr>
-            <w:tcW w:type="dxa" w:w="2520"/>
-            <w:vAlign w:val="center"/>
-            <w:shd w:fill="D9EAF7"/>
-          </w:tcPr>
-          <w:p>
-            <w:r>
-              <w:rPr>
-                <w:b/>
-              </w:rPr>
-              <w:t>SRS条目</w:t>
-            </w:r>
-          </w:p>
-        </w:tc>
-        <w:tc>
-          <w:tcPr>
-            <w:tcW w:type="dxa" w:w="2520"/>
-            <w:vAlign w:val="center"/>
-            <w:shd w:fill="D9EAF7"/>
-          </w:tcPr>
-          <w:p>
-            <w:r>
-              <w:rPr>
-                <w:b/>
-              </w:rPr>
-              <w:t>接口(IDD)</w:t>
-            </w:r>
-          </w:p>
-        </w:tc>
-        <w:tc>
-          <w:tcPr>
-            <w:tcW w:type="dxa" w:w="2520"/>
-            <w:vAlign w:val="center"/>
-            <w:shd w:fill="D9EAF7"/>
-          </w:tcPr>
-          <w:p>
-            <w:r>
-              <w:rPr>
-                <w:b/>
-              </w:rPr>
-              <w:t>数据对象(DBDD)</w:t>
-            </w:r>
-          </w:p>
-        </w:tc>
-        <w:tc>
-          <w:tcPr>
-            <w:tcW w:type="dxa" w:w="2520"/>
-            <w:vAlign w:val="center"/>
-            <w:shd w:fill="D9EAF7"/>
-          </w:tcPr>
-          <w:p>
-            <w:r>
-              <w:rPr>
-                <w:b/>
-              </w:rPr>
-              <w:t>实现模块(DDD)</w:t>
-            </w:r>
-          </w:p>
-        </w:tc>
-      </w:tr>
-      <w:tr>
-        <w:tc>
-          <w:tcPr>
-            <w:tcW w:type="dxa" w:w="2520"/>
-            <w:vAlign w:val="center"/>
-          </w:tcPr>
-          <w:p>
-            <w:r>
-              <w:t>SRS-FR-01 登录认证</w:t>
-            </w:r>
-          </w:p>
-        </w:tc>
-        <w:tc>
-          <w:tcPr>
-            <w:tcW w:type="dxa" w:w="2520"/>
-            <w:vAlign w:val="center"/>
-          </w:tcPr>
-          <w:p>
-            <w:r>
-              <w:t>IDD /auth/*</w:t>
-            </w:r>
-          </w:p>
-        </w:tc>
-        <w:tc>
-          <w:tcPr>
-            <w:tcW w:type="dxa" w:w="2520"/>
-            <w:vAlign w:val="center"/>
-          </w:tcPr>
-          <w:p>
-            <w:r>
-              <w:t>DBDD users、students、teachers、parents、parent_authorizations</w:t>
-            </w:r>
-          </w:p>
-        </w:tc>
-        <w:tc>
-          <w:tcPr>
-            <w:tcW w:type="dxa" w:w="2520"/>
-            <w:vAlign w:val="center"/>
-          </w:tcPr>
-          <w:p>
-            <w:r>
-              <w:t>DDD AuthService、UserService</w:t>
-            </w:r>
-          </w:p>
-        </w:tc>
-      </w:tr>
-      <w:tr>
-        <w:tc>
-          <w:tcPr>
-            <w:tcW w:type="dxa" w:w="2520"/>
-            <w:vAlign w:val="center"/>
-          </w:tcPr>
-          <w:p>
-            <w:r>
-              <w:t>SRS-FR-02 校务问答</w:t>
-            </w:r>
-          </w:p>
-        </w:tc>
-        <w:tc>
-          <w:tcPr>
-            <w:tcW w:type="dxa" w:w="2520"/>
-            <w:vAlign w:val="center"/>
-          </w:tcPr>
-          <w:p>
-            <w:r>
-              <w:t>IDD /chat/messages、/chat/messages/stream</w:t>
-            </w:r>
-          </w:p>
-        </w:tc>
-        <w:tc>
-          <w:tcPr>
-            <w:tcW w:type="dxa" w:w="2520"/>
-            <w:vAlign w:val="center"/>
-          </w:tcPr>
-          <w:p>
-            <w:r>
-              <w:t>DBDD conversations、messages、intents</w:t>
-            </w:r>
-          </w:p>
-        </w:tc>
-        <w:tc>
-          <w:tcPr>
-            <w:tcW w:type="dxa" w:w="2520"/>
-            <w:vAlign w:val="center"/>
-          </w:tcPr>
-          <w:p>
-            <w:r>
-              <w:t>DDD ConversationService、NluClient、AnswerOrchestrator</w:t>
-            </w:r>
-          </w:p>
-        </w:tc>
-      </w:tr>
-      <w:tr>
-        <w:tc>
-          <w:tcPr>
-            <w:tcW w:type="dxa" w:w="2520"/>
-            <w:vAlign w:val="center"/>
-          </w:tcPr>
-          <w:p>
-            <w:r>
-              <w:t>SRS-FR-03 课程/考试/成绩查询</w:t>
-            </w:r>
-          </w:p>
-        </w:tc>
-        <w:tc>
-          <w:tcPr>
-            <w:tcW w:type="dxa" w:w="2520"/>
-            <w:vAlign w:val="center"/>
-          </w:tcPr>
-          <w:p>
-            <w:r>
-              <w:t>IDD /edu/courses、/edu/exams、/edu/grades</w:t>
-            </w:r>
-          </w:p>
-        </w:tc>
-        <w:tc>
-          <w:tcPr>
-            <w:tcW w:type="dxa" w:w="2520"/>
-            <w:vAlign w:val="center"/>
-          </w:tcPr>
-          <w:p>
-            <w:r>
-              <w:t>DBDD external_query_logs、audit_logs、Redis缓存键</w:t>
-            </w:r>
-          </w:p>
-        </w:tc>
-        <w:tc>
-          <w:tcPr>
-            <w:tcW w:type="dxa" w:w="2520"/>
-            <w:vAlign w:val="center"/>
-          </w:tcPr>
-          <w:p>
-            <w:r>
-              <w:t>DDD EduProxyService、CachePolicy</w:t>
-            </w:r>
-          </w:p>
-        </w:tc>
-      </w:tr>
-      <w:tr>
-        <w:tc>
-          <w:tcPr>
-            <w:tcW w:type="dxa" w:w="2520"/>
-            <w:vAlign w:val="center"/>
-          </w:tcPr>
-          <w:p>
-            <w:r>
-              <w:t>SRS-FR-04 知识库管理</w:t>
-            </w:r>
-          </w:p>
-        </w:tc>
-        <w:tc>
-          <w:tcPr>
-            <w:tcW w:type="dxa" w:w="2520"/>
-            <w:vAlign w:val="center"/>
-          </w:tcPr>
-          <w:p>
-            <w:r>
-              <w:t>IDD /admin/knowledge-entries/*、/admin/categories/*</w:t>
-            </w:r>
-          </w:p>
-        </w:tc>
-        <w:tc>
-          <w:tcPr>
-            <w:tcW w:type="dxa" w:w="2520"/>
-            <w:vAlign w:val="center"/>
-          </w:tcPr>
-          <w:p>
-            <w:r>
-              <w:t>DBDD categories、knowledge_entries、entry_versions、attachments</w:t>
-            </w:r>
-          </w:p>
-        </w:tc>
-        <w:tc>
-          <w:tcPr>
-            <w:tcW w:type="dxa" w:w="2520"/>
-            <w:vAlign w:val="center"/>
-          </w:tcPr>
-          <w:p>
-            <w:r>
-              <w:t>DDD KnowledgeService、VersionService</w:t>
-            </w:r>
-          </w:p>
-        </w:tc>
-      </w:tr>
-      <w:tr>
-        <w:tc>
-          <w:tcPr>
-            <w:tcW w:type="dxa" w:w="2520"/>
-            <w:vAlign w:val="center"/>
-          </w:tcPr>
-          <w:p>
-            <w:r>
-              <w:t>SRS-FR-05 未命中闭环</w:t>
-            </w:r>
-          </w:p>
-        </w:tc>
-        <w:tc>
-          <w:tcPr>
-            <w:tcW w:type="dxa" w:w="2520"/>
-            <w:vAlign w:val="center"/>
-          </w:tcPr>
-          <w:p>
-            <w:r>
-              <w:t>IDD /admin/unmatched-queries/*</w:t>
-            </w:r>
-          </w:p>
-        </w:tc>
-        <w:tc>
-          <w:tcPr>
-            <w:tcW w:type="dxa" w:w="2520"/>
-            <w:vAlign w:val="center"/>
-          </w:tcPr>
-          <w:p>
-            <w:r>
-              <w:t>DBDD unmatched_queries、notifications</w:t>
-            </w:r>
-          </w:p>
-        </w:tc>
-        <w:tc>
-          <w:tcPr>
-            <w:tcW w:type="dxa" w:w="2520"/>
-            <w:vAlign w:val="center"/>
-          </w:tcPr>
-          <w:p>
-            <w:r>
-              <w:t>DDD UnmatchedQueryService、NotificationService</w:t>
-            </w:r>
-          </w:p>
-        </w:tc>
-      </w:tr>
-      <w:tr>
-        <w:tc>
-          <w:tcPr>
-            <w:tcW w:type="dxa" w:w="2520"/>
-            <w:vAlign w:val="center"/>
-          </w:tcPr>
-          <w:p>
-            <w:r>
-              <w:t>SRS-NFR-01 安全审计</w:t>
-            </w:r>
-          </w:p>
-        </w:tc>
-        <w:tc>
-          <w:tcPr>
-            <w:tcW w:type="dxa" w:w="2520"/>
-            <w:vAlign w:val="center"/>
-          </w:tcPr>
-          <w:p>
-            <w:r>
-              <w:t>IDD 错误码、鉴权、限流与审计头</w:t>
-            </w:r>
-          </w:p>
-        </w:tc>
-        <w:tc>
-          <w:tcPr>
-            <w:tcW w:type="dxa" w:w="2520"/>
-            <w:vAlign w:val="center"/>
-          </w:tcPr>
-          <w:p>
-            <w:r>
-              <w:t>DBDD audit_logs、sensitive_words</w:t>
-            </w:r>
-          </w:p>
-        </w:tc>
-        <w:tc>
-          <w:tcPr>
-            <w:tcW w:type="dxa" w:w="2520"/>
-            <w:vAlign w:val="center"/>
-          </w:tcPr>
-          <w:p>
-            <w:r>
-              <w:t>DDD SecurityFilter、AuditAspect、SensitiveWordService</w:t>
-            </w:r>
-          </w:p>
-        </w:tc>
-      </w:tr>
-    </w:tbl>
-    <w:p/>
-    <w:p>
-      <w:pPr>
-        <w:pStyle w:val="Heading1"/>
-      </w:pPr>
-      <w:r>
-        <w:t>8. 基线实现约束</w:t>
-      </w:r>
-    </w:p>
-    <w:p>
-      <w:r>
-        <w:t>DDD V1.3是编码和单元测试的基线。代码实现需保持模块边界、接口路径、数据表和错误码一致；如实现中新增字段、接口或缓存键，应同时更新IDD、DBDD和DDD，并评估SSDD是否受影响。</w:t>
-      </w:r>
-    </w:p>
-    <w:sectPr>
-      <w:pgSz w:w="12240" w:h="15840"/>
-      <w:pgMar w:top="1008" w:right="1080" w:bottom="1008" w:left="1080" w:header="720" w:footer="720" w:gutter="0"/>
-      <w:cols w:space="720"/>
-      <w:docGrid w:linePitch="360"/>
-    </w:sectPr>
   </w:body>
 </w:document>
 </file>
